--- a/thuc_hanh_03/BAO_CAO_BaiThucHanh_TKTT_Buoi_3.docx
+++ b/thuc_hanh_03/BAO_CAO_BaiThucHanh_TKTT_Buoi_3.docx
@@ -7,8 +7,8 @@
         <w:jc w:val="both"/>
         <w:rPr>
           <w:rFonts w:ascii="Times New Roman" w:hAnsi="Times New Roman" w:cs="Times New Roman"/>
-          <w:sz w:val="26"/>
-          <w:szCs w:val="26"/>
+          <w:sz w:val="20"/>
+          <w:szCs w:val="20"/>
           <w:lang w:val="en-US"/>
         </w:rPr>
       </w:pPr>
@@ -16,8 +16,8 @@
         <w:rPr>
           <w:rFonts w:ascii="Times New Roman" w:hAnsi="Times New Roman" w:cs="Times New Roman"/>
           <w:color w:val="FF0000"/>
-          <w:sz w:val="26"/>
-          <w:szCs w:val="26"/>
+          <w:sz w:val="20"/>
+          <w:szCs w:val="20"/>
           <w:lang w:val="en-US"/>
         </w:rPr>
         <w:t>B</w:t>
@@ -26,8 +26,8 @@
         <w:rPr>
           <w:rFonts w:ascii="Times New Roman" w:hAnsi="Times New Roman" w:cs="Times New Roman"/>
           <w:color w:val="FF0000"/>
-          <w:sz w:val="26"/>
-          <w:szCs w:val="26"/>
+          <w:sz w:val="20"/>
+          <w:szCs w:val="20"/>
           <w:lang w:val="en-US"/>
         </w:rPr>
         <w:t>uổi</w:t>
@@ -36,8 +36,8 @@
         <w:rPr>
           <w:rFonts w:ascii="Times New Roman" w:hAnsi="Times New Roman" w:cs="Times New Roman"/>
           <w:color w:val="FF0000"/>
-          <w:sz w:val="26"/>
-          <w:szCs w:val="26"/>
+          <w:sz w:val="20"/>
+          <w:szCs w:val="20"/>
           <w:lang w:val="en-US"/>
         </w:rPr>
         <w:t xml:space="preserve"> </w:t>
@@ -46,8 +46,8 @@
         <w:rPr>
           <w:rFonts w:ascii="Times New Roman" w:hAnsi="Times New Roman" w:cs="Times New Roman"/>
           <w:color w:val="FF0000"/>
-          <w:sz w:val="26"/>
-          <w:szCs w:val="26"/>
+          <w:sz w:val="20"/>
+          <w:szCs w:val="20"/>
           <w:lang w:val="en-US"/>
         </w:rPr>
         <w:t>3</w:t>
@@ -56,8 +56,8 @@
         <w:rPr>
           <w:rFonts w:ascii="Times New Roman" w:hAnsi="Times New Roman" w:cs="Times New Roman"/>
           <w:color w:val="FF0000"/>
-          <w:sz w:val="26"/>
-          <w:szCs w:val="26"/>
+          <w:sz w:val="20"/>
+          <w:szCs w:val="20"/>
           <w:lang w:val="en-US"/>
         </w:rPr>
         <w:t xml:space="preserve"> – </w:t>
@@ -66,8 +66,8 @@
         <w:rPr>
           <w:rFonts w:ascii="Times New Roman" w:hAnsi="Times New Roman" w:cs="Times New Roman"/>
           <w:color w:val="FF0000"/>
-          <w:sz w:val="26"/>
-          <w:szCs w:val="26"/>
+          <w:sz w:val="20"/>
+          <w:szCs w:val="20"/>
           <w:lang w:val="en-US"/>
         </w:rPr>
         <w:t>Tạo danh sách từ đồng xuất hiện thường xuyên của một từ</w:t>
@@ -78,8 +78,8 @@
         <w:jc w:val="both"/>
         <w:rPr>
           <w:rFonts w:ascii="Times New Roman" w:hAnsi="Times New Roman" w:cs="Times New Roman"/>
-          <w:sz w:val="26"/>
-          <w:szCs w:val="26"/>
+          <w:sz w:val="20"/>
+          <w:szCs w:val="20"/>
           <w:u w:val="single"/>
           <w:lang w:val="en-US"/>
         </w:rPr>
@@ -87,8 +87,8 @@
       <w:r>
         <w:rPr>
           <w:rFonts w:ascii="Times New Roman" w:hAnsi="Times New Roman" w:cs="Times New Roman"/>
-          <w:sz w:val="26"/>
-          <w:szCs w:val="26"/>
+          <w:sz w:val="20"/>
+          <w:szCs w:val="20"/>
           <w:u w:val="single"/>
           <w:lang w:val="en-US"/>
         </w:rPr>
@@ -105,16 +105,16 @@
         <w:jc w:val="both"/>
         <w:rPr>
           <w:rFonts w:ascii="Times New Roman" w:hAnsi="Times New Roman" w:cs="Times New Roman"/>
-          <w:sz w:val="26"/>
-          <w:szCs w:val="26"/>
+          <w:sz w:val="20"/>
+          <w:szCs w:val="20"/>
           <w:lang w:val="en-US"/>
         </w:rPr>
       </w:pPr>
       <w:r>
         <w:rPr>
           <w:rFonts w:ascii="Times New Roman" w:hAnsi="Times New Roman" w:cs="Times New Roman"/>
-          <w:sz w:val="26"/>
-          <w:szCs w:val="26"/>
+          <w:sz w:val="20"/>
+          <w:szCs w:val="20"/>
           <w:lang w:val="en-US"/>
         </w:rPr>
         <w:t>Sử dụng 2 phương pháp xây dựng danh mục từ đồng xuất hiện của một từ</w:t>
@@ -130,16 +130,16 @@
         <w:jc w:val="both"/>
         <w:rPr>
           <w:rFonts w:ascii="Times New Roman" w:hAnsi="Times New Roman" w:cs="Times New Roman"/>
-          <w:sz w:val="26"/>
-          <w:szCs w:val="26"/>
+          <w:sz w:val="20"/>
+          <w:szCs w:val="20"/>
           <w:lang w:val="en-US"/>
         </w:rPr>
       </w:pPr>
       <w:r>
         <w:rPr>
           <w:rFonts w:ascii="Times New Roman" w:hAnsi="Times New Roman" w:cs="Times New Roman"/>
-          <w:sz w:val="26"/>
-          <w:szCs w:val="26"/>
+          <w:sz w:val="20"/>
+          <w:szCs w:val="20"/>
           <w:lang w:val="en-US"/>
         </w:rPr>
         <w:t xml:space="preserve">Phương pháp truyền thống: </w:t>
@@ -155,16 +155,16 @@
         <w:jc w:val="both"/>
         <w:rPr>
           <w:rFonts w:ascii="Times New Roman" w:hAnsi="Times New Roman" w:cs="Times New Roman"/>
-          <w:sz w:val="26"/>
-          <w:szCs w:val="26"/>
+          <w:sz w:val="20"/>
+          <w:szCs w:val="20"/>
           <w:lang w:val="en-US"/>
         </w:rPr>
       </w:pPr>
       <w:r>
         <w:rPr>
           <w:rFonts w:ascii="Times New Roman" w:hAnsi="Times New Roman" w:cs="Times New Roman"/>
-          <w:sz w:val="26"/>
-          <w:szCs w:val="26"/>
+          <w:sz w:val="20"/>
+          <w:szCs w:val="20"/>
           <w:lang w:val="en-US"/>
         </w:rPr>
         <w:t>X</w:t>
@@ -172,8 +172,8 @@
       <w:r>
         <w:rPr>
           <w:rFonts w:ascii="Times New Roman" w:hAnsi="Times New Roman" w:cs="Times New Roman"/>
-          <w:sz w:val="26"/>
-          <w:szCs w:val="26"/>
+          <w:sz w:val="20"/>
+          <w:szCs w:val="20"/>
           <w:lang w:val="en-US"/>
         </w:rPr>
         <w:t>ây dựng ma trận Từ khóa – Tài liệu (tài liệu là mức câu), gọi là ma trận A.</w:t>
@@ -189,16 +189,16 @@
         <w:jc w:val="both"/>
         <w:rPr>
           <w:rFonts w:ascii="Times New Roman" w:hAnsi="Times New Roman" w:cs="Times New Roman"/>
-          <w:sz w:val="26"/>
-          <w:szCs w:val="26"/>
+          <w:sz w:val="20"/>
+          <w:szCs w:val="20"/>
           <w:lang w:val="en-US"/>
         </w:rPr>
       </w:pPr>
       <w:r>
         <w:rPr>
           <w:rFonts w:ascii="Times New Roman" w:hAnsi="Times New Roman" w:cs="Times New Roman"/>
-          <w:sz w:val="26"/>
-          <w:szCs w:val="26"/>
+          <w:sz w:val="20"/>
+          <w:szCs w:val="20"/>
           <w:lang w:val="en-US"/>
         </w:rPr>
         <w:t>Tính ma trận đồng xuất hiện C = A*A</w:t>
@@ -206,8 +206,8 @@
       <w:r>
         <w:rPr>
           <w:rFonts w:ascii="Times New Roman" w:hAnsi="Times New Roman" w:cs="Times New Roman"/>
-          <w:sz w:val="26"/>
-          <w:szCs w:val="26"/>
+          <w:sz w:val="20"/>
+          <w:szCs w:val="20"/>
           <w:vertAlign w:val="superscript"/>
           <w:lang w:val="en-US"/>
         </w:rPr>
@@ -224,16 +224,16 @@
         <w:jc w:val="both"/>
         <w:rPr>
           <w:rFonts w:ascii="Times New Roman" w:hAnsi="Times New Roman" w:cs="Times New Roman"/>
-          <w:sz w:val="26"/>
-          <w:szCs w:val="26"/>
+          <w:sz w:val="20"/>
+          <w:szCs w:val="20"/>
           <w:lang w:val="en-US"/>
         </w:rPr>
       </w:pPr>
       <w:r>
         <w:rPr>
           <w:rFonts w:ascii="Times New Roman" w:hAnsi="Times New Roman" w:cs="Times New Roman"/>
-          <w:sz w:val="26"/>
-          <w:szCs w:val="26"/>
+          <w:sz w:val="20"/>
+          <w:szCs w:val="20"/>
           <w:lang w:val="en-US"/>
         </w:rPr>
         <w:t>Với mỗi từ, trả về 10 từ đồng xuất hiện cao nhất</w:t>
@@ -249,16 +249,16 @@
         <w:jc w:val="both"/>
         <w:rPr>
           <w:rFonts w:ascii="Times New Roman" w:hAnsi="Times New Roman" w:cs="Times New Roman"/>
-          <w:sz w:val="26"/>
-          <w:szCs w:val="26"/>
+          <w:sz w:val="20"/>
+          <w:szCs w:val="20"/>
           <w:lang w:val="en-US"/>
         </w:rPr>
       </w:pPr>
       <w:r>
         <w:rPr>
           <w:rFonts w:ascii="Times New Roman" w:hAnsi="Times New Roman" w:cs="Times New Roman"/>
-          <w:sz w:val="26"/>
-          <w:szCs w:val="26"/>
+          <w:sz w:val="20"/>
+          <w:szCs w:val="20"/>
           <w:lang w:val="en-US"/>
         </w:rPr>
         <w:t>Phương pháp nhúng từ (Word embedding)</w:t>
@@ -274,16 +274,16 @@
         <w:jc w:val="both"/>
         <w:rPr>
           <w:rFonts w:ascii="Times New Roman" w:hAnsi="Times New Roman" w:cs="Times New Roman"/>
-          <w:sz w:val="26"/>
-          <w:szCs w:val="26"/>
+          <w:sz w:val="20"/>
+          <w:szCs w:val="20"/>
           <w:lang w:val="en-US"/>
         </w:rPr>
       </w:pPr>
       <w:r>
         <w:rPr>
           <w:rFonts w:ascii="Times New Roman" w:hAnsi="Times New Roman" w:cs="Times New Roman"/>
-          <w:sz w:val="26"/>
-          <w:szCs w:val="26"/>
+          <w:sz w:val="20"/>
+          <w:szCs w:val="20"/>
           <w:lang w:val="en-US"/>
         </w:rPr>
         <w:t>Dùng mô hình CBOW của kỹ thuật Word2Vec</w:t>
@@ -299,16 +299,16 @@
         <w:jc w:val="both"/>
         <w:rPr>
           <w:rFonts w:ascii="Times New Roman" w:hAnsi="Times New Roman" w:cs="Times New Roman"/>
-          <w:sz w:val="26"/>
-          <w:szCs w:val="26"/>
+          <w:sz w:val="20"/>
+          <w:szCs w:val="20"/>
           <w:lang w:val="en-US"/>
         </w:rPr>
       </w:pPr>
       <w:r>
         <w:rPr>
           <w:rFonts w:ascii="Times New Roman" w:hAnsi="Times New Roman" w:cs="Times New Roman"/>
-          <w:sz w:val="26"/>
-          <w:szCs w:val="26"/>
+          <w:sz w:val="20"/>
+          <w:szCs w:val="20"/>
           <w:lang w:val="en-US"/>
         </w:rPr>
         <w:t>Sử dụng kích thước cửa sổ là 3</w:t>
@@ -324,43 +324,25 @@
         <w:jc w:val="both"/>
         <w:rPr>
           <w:rFonts w:ascii="Times New Roman" w:hAnsi="Times New Roman" w:cs="Times New Roman"/>
-          <w:sz w:val="26"/>
-          <w:szCs w:val="26"/>
+          <w:sz w:val="20"/>
+          <w:szCs w:val="20"/>
           <w:lang w:val="en-US"/>
         </w:rPr>
       </w:pPr>
       <w:r>
         <w:rPr>
           <w:rFonts w:ascii="Times New Roman" w:hAnsi="Times New Roman" w:cs="Times New Roman"/>
-          <w:sz w:val="26"/>
-          <w:szCs w:val="26"/>
-          <w:lang w:val="en-US"/>
-        </w:rPr>
-        <w:t>Với mỗi từ, trả về 10 từ đồng xuất hiện cao nhất</w:t>
+          <w:sz w:val="20"/>
+          <w:szCs w:val="20"/>
+          <w:lang w:val="en-US"/>
+        </w:rPr>
+        <w:t>Với mỗi từ, trả về 10 từ đồng xuất hiện cao nhất (từ đồng xuất hiện</w:t>
       </w:r>
       <w:r>
         <w:rPr>
           <w:rFonts w:ascii="Times New Roman" w:hAnsi="Times New Roman" w:cs="Times New Roman"/>
-          <w:sz w:val="26"/>
-          <w:szCs w:val="26"/>
-          <w:lang w:val="en-US"/>
-        </w:rPr>
-        <w:t xml:space="preserve"> (t</w:t>
-      </w:r>
-      <w:r>
-        <w:rPr>
-          <w:rFonts w:ascii="Times New Roman" w:hAnsi="Times New Roman" w:cs="Times New Roman"/>
-          <w:sz w:val="26"/>
-          <w:szCs w:val="26"/>
-          <w:lang w:val="en-US"/>
-        </w:rPr>
-        <w:t>ừ đồng xuất hiện</w:t>
-      </w:r>
-      <w:r>
-        <w:rPr>
-          <w:rFonts w:ascii="Times New Roman" w:hAnsi="Times New Roman" w:cs="Times New Roman"/>
-          <w:sz w:val="26"/>
-          <w:szCs w:val="26"/>
+          <w:sz w:val="20"/>
+          <w:szCs w:val="20"/>
           <w:lang w:val="en-US"/>
         </w:rPr>
         <w:t xml:space="preserve"> </w:t>
@@ -368,26 +350,17 @@
       <w:r>
         <w:rPr>
           <w:rFonts w:ascii="Times New Roman" w:hAnsi="Times New Roman" w:cs="Times New Roman"/>
-          <w:sz w:val="26"/>
-          <w:szCs w:val="26"/>
-          <w:lang w:val="en-US"/>
-        </w:rPr>
-        <w:t>được hiểu là từ tương đồng</w:t>
+          <w:sz w:val="20"/>
+          <w:szCs w:val="20"/>
+          <w:lang w:val="en-US"/>
+        </w:rPr>
+        <w:t>được hiểu là từ tương đồng trong ngữ cảnh này)</w:t>
       </w:r>
       <w:r>
         <w:rPr>
           <w:rFonts w:ascii="Times New Roman" w:hAnsi="Times New Roman" w:cs="Times New Roman"/>
-          <w:sz w:val="26"/>
-          <w:szCs w:val="26"/>
-          <w:lang w:val="en-US"/>
-        </w:rPr>
-        <w:t xml:space="preserve"> trong ngữ cảnh này)</w:t>
-      </w:r>
-      <w:r>
-        <w:rPr>
-          <w:rFonts w:ascii="Times New Roman" w:hAnsi="Times New Roman" w:cs="Times New Roman"/>
-          <w:sz w:val="26"/>
-          <w:szCs w:val="26"/>
+          <w:sz w:val="20"/>
+          <w:szCs w:val="20"/>
           <w:lang w:val="en-US"/>
         </w:rPr>
         <w:t xml:space="preserve">   </w:t>
@@ -403,16 +376,16 @@
         <w:jc w:val="both"/>
         <w:rPr>
           <w:rFonts w:ascii="Times New Roman" w:hAnsi="Times New Roman" w:cs="Times New Roman"/>
-          <w:sz w:val="26"/>
-          <w:szCs w:val="26"/>
+          <w:sz w:val="20"/>
+          <w:szCs w:val="20"/>
           <w:lang w:val="en-US"/>
         </w:rPr>
       </w:pPr>
       <w:r>
         <w:rPr>
           <w:rFonts w:ascii="Times New Roman" w:hAnsi="Times New Roman" w:cs="Times New Roman"/>
-          <w:sz w:val="26"/>
-          <w:szCs w:val="26"/>
+          <w:sz w:val="20"/>
+          <w:szCs w:val="20"/>
           <w:lang w:val="en-US"/>
         </w:rPr>
         <w:t xml:space="preserve">Sử dụng tập dữ liệu đã được cung cấp ở </w:t>
@@ -421,8 +394,8 @@
         <w:rPr>
           <w:rFonts w:ascii="Times New Roman" w:hAnsi="Times New Roman" w:cs="Times New Roman"/>
           <w:color w:val="EE0000"/>
-          <w:sz w:val="26"/>
-          <w:szCs w:val="26"/>
+          <w:sz w:val="20"/>
+          <w:szCs w:val="20"/>
           <w:lang w:val="en-US"/>
         </w:rPr>
         <w:t>buổi 1.</w:t>
@@ -438,16 +411,16 @@
         <w:jc w:val="both"/>
         <w:rPr>
           <w:rFonts w:ascii="Times New Roman" w:hAnsi="Times New Roman" w:cs="Times New Roman"/>
-          <w:sz w:val="26"/>
-          <w:szCs w:val="26"/>
+          <w:sz w:val="20"/>
+          <w:szCs w:val="20"/>
           <w:lang w:val="en-US"/>
         </w:rPr>
       </w:pPr>
       <w:r>
         <w:rPr>
           <w:rFonts w:ascii="Times New Roman" w:hAnsi="Times New Roman" w:cs="Times New Roman"/>
-          <w:sz w:val="26"/>
-          <w:szCs w:val="26"/>
+          <w:sz w:val="20"/>
+          <w:szCs w:val="20"/>
           <w:lang w:val="en-US"/>
         </w:rPr>
         <w:t xml:space="preserve">Ghi nhận lại kết quả thử nghiệm với các từ: window xp, </w:t>
@@ -455,8 +428,8 @@
       <w:r>
         <w:rPr>
           <w:rFonts w:ascii="Times New Roman" w:hAnsi="Times New Roman" w:cs="Times New Roman"/>
-          <w:sz w:val="26"/>
-          <w:szCs w:val="26"/>
+          <w:sz w:val="20"/>
+          <w:szCs w:val="20"/>
           <w:lang w:val="en-US"/>
         </w:rPr>
         <w:t>phần mềm</w:t>
@@ -471,46 +444,31 @@
         <w:jc w:val="both"/>
         <w:rPr>
           <w:rFonts w:ascii="Times New Roman" w:hAnsi="Times New Roman" w:cs="Times New Roman"/>
-          <w:sz w:val="26"/>
-          <w:szCs w:val="26"/>
+          <w:sz w:val="20"/>
+          <w:szCs w:val="20"/>
           <w:lang w:val="en-US"/>
         </w:rPr>
       </w:pPr>
     </w:p>
     <w:p>
       <w:pPr>
-        <w:pStyle w:val="ListParagraph"/>
-        <w:jc w:val="both"/>
+        <w:jc w:val="center"/>
         <w:rPr>
           <w:rFonts w:ascii="Times New Roman" w:hAnsi="Times New Roman" w:cs="Times New Roman"/>
           <w:b/>
           <w:bCs/>
-          <w:sz w:val="26"/>
-          <w:szCs w:val="26"/>
+          <w:sz w:val="20"/>
+          <w:szCs w:val="20"/>
           <w:lang w:val="en-US"/>
         </w:rPr>
       </w:pPr>
-    </w:p>
-    <w:p>
-      <w:pPr>
-        <w:pStyle w:val="ListParagraph"/>
-        <w:jc w:val="both"/>
+      <w:r>
         <w:rPr>
           <w:rFonts w:ascii="Times New Roman" w:hAnsi="Times New Roman" w:cs="Times New Roman"/>
           <w:b/>
           <w:bCs/>
-          <w:sz w:val="26"/>
-          <w:szCs w:val="26"/>
-          <w:lang w:val="en-US"/>
-        </w:rPr>
-      </w:pPr>
-      <w:r>
-        <w:rPr>
-          <w:rFonts w:ascii="Times New Roman" w:hAnsi="Times New Roman" w:cs="Times New Roman"/>
-          <w:b/>
-          <w:bCs/>
-          <w:sz w:val="26"/>
-          <w:szCs w:val="26"/>
+          <w:sz w:val="20"/>
+          <w:szCs w:val="20"/>
           <w:lang w:val="en-US"/>
         </w:rPr>
         <w:t>BÁO CÁO KẾT QUẢ THỰC HÀNH 03</w:t>
@@ -518,24 +476,19 @@
     </w:p>
     <w:p>
       <w:pPr>
-        <w:pStyle w:val="ListParagraph"/>
         <w:jc w:val="both"/>
         <w:rPr>
           <w:rFonts w:ascii="Times New Roman" w:hAnsi="Times New Roman" w:cs="Times New Roman"/>
-          <w:b/>
-          <w:bCs/>
-          <w:sz w:val="26"/>
-          <w:szCs w:val="26"/>
+          <w:sz w:val="20"/>
+          <w:szCs w:val="20"/>
           <w:lang w:val="en-US"/>
         </w:rPr>
       </w:pPr>
       <w:r>
         <w:rPr>
           <w:rFonts w:ascii="Times New Roman" w:hAnsi="Times New Roman" w:cs="Times New Roman"/>
-          <w:b/>
-          <w:bCs/>
-          <w:sz w:val="26"/>
-          <w:szCs w:val="26"/>
+          <w:sz w:val="20"/>
+          <w:szCs w:val="20"/>
           <w:lang w:val="en-US"/>
         </w:rPr>
         <w:t>So sánh Top 10 từ đồng xuất hiện/tương đồng</w:t>
@@ -543,24 +496,19 @@
     </w:p>
     <w:p>
       <w:pPr>
-        <w:pStyle w:val="ListParagraph"/>
         <w:jc w:val="both"/>
         <w:rPr>
           <w:rFonts w:ascii="Times New Roman" w:hAnsi="Times New Roman" w:cs="Times New Roman"/>
-          <w:b/>
-          <w:bCs/>
-          <w:sz w:val="26"/>
-          <w:szCs w:val="26"/>
+          <w:sz w:val="20"/>
+          <w:szCs w:val="20"/>
           <w:lang w:val="en-US"/>
         </w:rPr>
       </w:pPr>
       <w:r>
         <w:rPr>
           <w:rFonts w:ascii="Times New Roman" w:hAnsi="Times New Roman" w:cs="Times New Roman"/>
-          <w:b/>
-          <w:bCs/>
-          <w:sz w:val="26"/>
-          <w:szCs w:val="26"/>
+          <w:sz w:val="20"/>
+          <w:szCs w:val="20"/>
           <w:lang w:val="en-US"/>
         </w:rPr>
         <w:t>Từ truy vấn: window xp</w:t>
@@ -578,9 +526,9 @@
         <w:tblLook w:val="04A0" w:firstRow="1" w:lastRow="0" w:firstColumn="1" w:lastColumn="0" w:noHBand="0" w:noVBand="1"/>
       </w:tblPr>
       <w:tblGrid>
-        <w:gridCol w:w="1572"/>
-        <w:gridCol w:w="3966"/>
-        <w:gridCol w:w="3822"/>
+        <w:gridCol w:w="716"/>
+        <w:gridCol w:w="2910"/>
+        <w:gridCol w:w="2829"/>
       </w:tblGrid>
       <w:tr>
         <w:trPr>
@@ -603,24 +551,19 @@
           </w:tcPr>
           <w:p>
             <w:pPr>
-              <w:pStyle w:val="ListParagraph"/>
-              <w:jc w:val="both"/>
-              <w:rPr>
-                <w:rFonts w:ascii="Times New Roman" w:hAnsi="Times New Roman" w:cs="Times New Roman"/>
-                <w:b/>
-                <w:bCs/>
-                <w:sz w:val="26"/>
-                <w:szCs w:val="26"/>
-                <w:lang w:val="en-US"/>
-              </w:rPr>
-            </w:pPr>
-            <w:r>
-              <w:rPr>
-                <w:rFonts w:ascii="Times New Roman" w:hAnsi="Times New Roman" w:cs="Times New Roman"/>
-                <w:b/>
-                <w:bCs/>
-                <w:sz w:val="26"/>
-                <w:szCs w:val="26"/>
+              <w:jc w:val="both"/>
+              <w:rPr>
+                <w:rFonts w:ascii="Times New Roman" w:hAnsi="Times New Roman" w:cs="Times New Roman"/>
+                <w:sz w:val="20"/>
+                <w:szCs w:val="20"/>
+                <w:lang w:val="en-US"/>
+              </w:rPr>
+            </w:pPr>
+            <w:r>
+              <w:rPr>
+                <w:rFonts w:ascii="Times New Roman" w:hAnsi="Times New Roman" w:cs="Times New Roman"/>
+                <w:sz w:val="20"/>
+                <w:szCs w:val="20"/>
                 <w:lang w:val="en-US"/>
               </w:rPr>
               <w:t>STT</w:t>
@@ -644,24 +587,19 @@
           </w:tcPr>
           <w:p>
             <w:pPr>
-              <w:pStyle w:val="ListParagraph"/>
-              <w:jc w:val="both"/>
-              <w:rPr>
-                <w:rFonts w:ascii="Times New Roman" w:hAnsi="Times New Roman" w:cs="Times New Roman"/>
-                <w:b/>
-                <w:bCs/>
-                <w:sz w:val="26"/>
-                <w:szCs w:val="26"/>
-                <w:lang w:val="en-US"/>
-              </w:rPr>
-            </w:pPr>
-            <w:r>
-              <w:rPr>
-                <w:rFonts w:ascii="Times New Roman" w:hAnsi="Times New Roman" w:cs="Times New Roman"/>
-                <w:b/>
-                <w:bCs/>
-                <w:sz w:val="26"/>
-                <w:szCs w:val="26"/>
+              <w:jc w:val="both"/>
+              <w:rPr>
+                <w:rFonts w:ascii="Times New Roman" w:hAnsi="Times New Roman" w:cs="Times New Roman"/>
+                <w:sz w:val="20"/>
+                <w:szCs w:val="20"/>
+                <w:lang w:val="en-US"/>
+              </w:rPr>
+            </w:pPr>
+            <w:r>
+              <w:rPr>
+                <w:rFonts w:ascii="Times New Roman" w:hAnsi="Times New Roman" w:cs="Times New Roman"/>
+                <w:sz w:val="20"/>
+                <w:szCs w:val="20"/>
                 <w:lang w:val="en-US"/>
               </w:rPr>
               <w:t>Ma trận Đồng xuất hiện (Score)</w:t>
@@ -685,24 +623,19 @@
           </w:tcPr>
           <w:p>
             <w:pPr>
-              <w:pStyle w:val="ListParagraph"/>
-              <w:jc w:val="both"/>
-              <w:rPr>
-                <w:rFonts w:ascii="Times New Roman" w:hAnsi="Times New Roman" w:cs="Times New Roman"/>
-                <w:b/>
-                <w:bCs/>
-                <w:sz w:val="26"/>
-                <w:szCs w:val="26"/>
-                <w:lang w:val="en-US"/>
-              </w:rPr>
-            </w:pPr>
-            <w:r>
-              <w:rPr>
-                <w:rFonts w:ascii="Times New Roman" w:hAnsi="Times New Roman" w:cs="Times New Roman"/>
-                <w:b/>
-                <w:bCs/>
-                <w:sz w:val="26"/>
-                <w:szCs w:val="26"/>
+              <w:jc w:val="both"/>
+              <w:rPr>
+                <w:rFonts w:ascii="Times New Roman" w:hAnsi="Times New Roman" w:cs="Times New Roman"/>
+                <w:sz w:val="20"/>
+                <w:szCs w:val="20"/>
+                <w:lang w:val="en-US"/>
+              </w:rPr>
+            </w:pPr>
+            <w:r>
+              <w:rPr>
+                <w:rFonts w:ascii="Times New Roman" w:hAnsi="Times New Roman" w:cs="Times New Roman"/>
+                <w:sz w:val="20"/>
+                <w:szCs w:val="20"/>
                 <w:lang w:val="en-US"/>
               </w:rPr>
               <w:t>Word2Vec CBOW (Similarity)</w:t>
@@ -729,20 +662,19 @@
           </w:tcPr>
           <w:p>
             <w:pPr>
-              <w:pStyle w:val="ListParagraph"/>
-              <w:jc w:val="both"/>
-              <w:rPr>
-                <w:rFonts w:ascii="Times New Roman" w:hAnsi="Times New Roman" w:cs="Times New Roman"/>
-                <w:sz w:val="26"/>
-                <w:szCs w:val="26"/>
-                <w:lang w:val="en-US"/>
-              </w:rPr>
-            </w:pPr>
-            <w:r>
-              <w:rPr>
-                <w:rFonts w:ascii="Times New Roman" w:hAnsi="Times New Roman" w:cs="Times New Roman"/>
-                <w:sz w:val="26"/>
-                <w:szCs w:val="26"/>
+              <w:jc w:val="both"/>
+              <w:rPr>
+                <w:rFonts w:ascii="Times New Roman" w:hAnsi="Times New Roman" w:cs="Times New Roman"/>
+                <w:sz w:val="20"/>
+                <w:szCs w:val="20"/>
+                <w:lang w:val="en-US"/>
+              </w:rPr>
+            </w:pPr>
+            <w:r>
+              <w:rPr>
+                <w:rFonts w:ascii="Times New Roman" w:hAnsi="Times New Roman" w:cs="Times New Roman"/>
+                <w:sz w:val="20"/>
+                <w:szCs w:val="20"/>
                 <w:lang w:val="en-US"/>
               </w:rPr>
               <w:t>1</w:t>
@@ -767,20 +699,19 @@
           </w:tcPr>
           <w:p>
             <w:pPr>
-              <w:pStyle w:val="ListParagraph"/>
-              <w:jc w:val="both"/>
-              <w:rPr>
-                <w:rFonts w:ascii="Times New Roman" w:hAnsi="Times New Roman" w:cs="Times New Roman"/>
-                <w:sz w:val="26"/>
-                <w:szCs w:val="26"/>
-                <w:lang w:val="en-US"/>
-              </w:rPr>
-            </w:pPr>
-            <w:r>
-              <w:rPr>
-                <w:rFonts w:ascii="Times New Roman" w:hAnsi="Times New Roman" w:cs="Times New Roman"/>
-                <w:sz w:val="26"/>
-                <w:szCs w:val="26"/>
+              <w:jc w:val="both"/>
+              <w:rPr>
+                <w:rFonts w:ascii="Times New Roman" w:hAnsi="Times New Roman" w:cs="Times New Roman"/>
+                <w:sz w:val="20"/>
+                <w:szCs w:val="20"/>
+                <w:lang w:val="en-US"/>
+              </w:rPr>
+            </w:pPr>
+            <w:r>
+              <w:rPr>
+                <w:rFonts w:ascii="Times New Roman" w:hAnsi="Times New Roman" w:cs="Times New Roman"/>
+                <w:sz w:val="20"/>
+                <w:szCs w:val="20"/>
                 <w:lang w:val="en-US"/>
               </w:rPr>
               <w:t>hỗ_trợ (11.0)</w:t>
@@ -805,23 +736,22 @@
           </w:tcPr>
           <w:p>
             <w:pPr>
-              <w:pStyle w:val="ListParagraph"/>
-              <w:jc w:val="both"/>
-              <w:rPr>
-                <w:rFonts w:ascii="Times New Roman" w:hAnsi="Times New Roman" w:cs="Times New Roman"/>
-                <w:sz w:val="26"/>
-                <w:szCs w:val="26"/>
-                <w:lang w:val="en-US"/>
-              </w:rPr>
-            </w:pPr>
-            <w:r>
-              <w:rPr>
-                <w:rFonts w:ascii="Times New Roman" w:hAnsi="Times New Roman" w:cs="Times New Roman"/>
-                <w:sz w:val="26"/>
-                <w:szCs w:val="26"/>
-                <w:lang w:val="en-US"/>
-              </w:rPr>
-              <w:t>longhorn (0.2952)</w:t>
+              <w:jc w:val="both"/>
+              <w:rPr>
+                <w:rFonts w:ascii="Times New Roman" w:hAnsi="Times New Roman" w:cs="Times New Roman"/>
+                <w:sz w:val="20"/>
+                <w:szCs w:val="20"/>
+                <w:lang w:val="en-US"/>
+              </w:rPr>
+            </w:pPr>
+            <w:r>
+              <w:rPr>
+                <w:rFonts w:ascii="Times New Roman" w:hAnsi="Times New Roman" w:cs="Times New Roman"/>
+                <w:sz w:val="20"/>
+                <w:szCs w:val="20"/>
+                <w:lang w:val="en-US"/>
+              </w:rPr>
+              <w:t>kế_tiếp (0.7643)</w:t>
             </w:r>
           </w:p>
         </w:tc>
@@ -845,20 +775,19 @@
           </w:tcPr>
           <w:p>
             <w:pPr>
-              <w:pStyle w:val="ListParagraph"/>
-              <w:jc w:val="both"/>
-              <w:rPr>
-                <w:rFonts w:ascii="Times New Roman" w:hAnsi="Times New Roman" w:cs="Times New Roman"/>
-                <w:sz w:val="26"/>
-                <w:szCs w:val="26"/>
-                <w:lang w:val="en-US"/>
-              </w:rPr>
-            </w:pPr>
-            <w:r>
-              <w:rPr>
-                <w:rFonts w:ascii="Times New Roman" w:hAnsi="Times New Roman" w:cs="Times New Roman"/>
-                <w:sz w:val="26"/>
-                <w:szCs w:val="26"/>
+              <w:jc w:val="both"/>
+              <w:rPr>
+                <w:rFonts w:ascii="Times New Roman" w:hAnsi="Times New Roman" w:cs="Times New Roman"/>
+                <w:sz w:val="20"/>
+                <w:szCs w:val="20"/>
+                <w:lang w:val="en-US"/>
+              </w:rPr>
+            </w:pPr>
+            <w:r>
+              <w:rPr>
+                <w:rFonts w:ascii="Times New Roman" w:hAnsi="Times New Roman" w:cs="Times New Roman"/>
+                <w:sz w:val="20"/>
+                <w:szCs w:val="20"/>
                 <w:lang w:val="en-US"/>
               </w:rPr>
               <w:t>2</w:t>
@@ -883,20 +812,19 @@
           </w:tcPr>
           <w:p>
             <w:pPr>
-              <w:pStyle w:val="ListParagraph"/>
-              <w:jc w:val="both"/>
-              <w:rPr>
-                <w:rFonts w:ascii="Times New Roman" w:hAnsi="Times New Roman" w:cs="Times New Roman"/>
-                <w:sz w:val="26"/>
-                <w:szCs w:val="26"/>
-                <w:lang w:val="en-US"/>
-              </w:rPr>
-            </w:pPr>
-            <w:r>
-              <w:rPr>
-                <w:rFonts w:ascii="Times New Roman" w:hAnsi="Times New Roman" w:cs="Times New Roman"/>
-                <w:sz w:val="26"/>
-                <w:szCs w:val="26"/>
+              <w:jc w:val="both"/>
+              <w:rPr>
+                <w:rFonts w:ascii="Times New Roman" w:hAnsi="Times New Roman" w:cs="Times New Roman"/>
+                <w:sz w:val="20"/>
+                <w:szCs w:val="20"/>
+                <w:lang w:val="en-US"/>
+              </w:rPr>
+            </w:pPr>
+            <w:r>
+              <w:rPr>
+                <w:rFonts w:ascii="Times New Roman" w:hAnsi="Times New Roman" w:cs="Times New Roman"/>
+                <w:sz w:val="20"/>
+                <w:szCs w:val="20"/>
                 <w:lang w:val="en-US"/>
               </w:rPr>
               <w:t>microsoft (10.0)</w:t>
@@ -921,23 +849,22 @@
           </w:tcPr>
           <w:p>
             <w:pPr>
-              <w:pStyle w:val="ListParagraph"/>
-              <w:jc w:val="both"/>
-              <w:rPr>
-                <w:rFonts w:ascii="Times New Roman" w:hAnsi="Times New Roman" w:cs="Times New Roman"/>
-                <w:sz w:val="26"/>
-                <w:szCs w:val="26"/>
-                <w:lang w:val="en-US"/>
-              </w:rPr>
-            </w:pPr>
-            <w:r>
-              <w:rPr>
-                <w:rFonts w:ascii="Times New Roman" w:hAnsi="Times New Roman" w:cs="Times New Roman"/>
-                <w:sz w:val="26"/>
-                <w:szCs w:val="26"/>
-                <w:lang w:val="en-US"/>
-              </w:rPr>
-              <w:t>7 (0.2906)</w:t>
+              <w:jc w:val="both"/>
+              <w:rPr>
+                <w:rFonts w:ascii="Times New Roman" w:hAnsi="Times New Roman" w:cs="Times New Roman"/>
+                <w:sz w:val="20"/>
+                <w:szCs w:val="20"/>
+                <w:lang w:val="en-US"/>
+              </w:rPr>
+            </w:pPr>
+            <w:r>
+              <w:rPr>
+                <w:rFonts w:ascii="Times New Roman" w:hAnsi="Times New Roman" w:cs="Times New Roman"/>
+                <w:sz w:val="20"/>
+                <w:szCs w:val="20"/>
+                <w:lang w:val="en-US"/>
+              </w:rPr>
+              <w:t>hỗ_trợ (0.7368)</w:t>
             </w:r>
           </w:p>
         </w:tc>
@@ -961,20 +888,19 @@
           </w:tcPr>
           <w:p>
             <w:pPr>
-              <w:pStyle w:val="ListParagraph"/>
-              <w:jc w:val="both"/>
-              <w:rPr>
-                <w:rFonts w:ascii="Times New Roman" w:hAnsi="Times New Roman" w:cs="Times New Roman"/>
-                <w:sz w:val="26"/>
-                <w:szCs w:val="26"/>
-                <w:lang w:val="en-US"/>
-              </w:rPr>
-            </w:pPr>
-            <w:r>
-              <w:rPr>
-                <w:rFonts w:ascii="Times New Roman" w:hAnsi="Times New Roman" w:cs="Times New Roman"/>
-                <w:sz w:val="26"/>
-                <w:szCs w:val="26"/>
+              <w:jc w:val="both"/>
+              <w:rPr>
+                <w:rFonts w:ascii="Times New Roman" w:hAnsi="Times New Roman" w:cs="Times New Roman"/>
+                <w:sz w:val="20"/>
+                <w:szCs w:val="20"/>
+                <w:lang w:val="en-US"/>
+              </w:rPr>
+            </w:pPr>
+            <w:r>
+              <w:rPr>
+                <w:rFonts w:ascii="Times New Roman" w:hAnsi="Times New Roman" w:cs="Times New Roman"/>
+                <w:sz w:val="20"/>
+                <w:szCs w:val="20"/>
                 <w:lang w:val="en-US"/>
               </w:rPr>
               <w:t>3</w:t>
@@ -999,20 +925,19 @@
           </w:tcPr>
           <w:p>
             <w:pPr>
-              <w:pStyle w:val="ListParagraph"/>
-              <w:jc w:val="both"/>
-              <w:rPr>
-                <w:rFonts w:ascii="Times New Roman" w:hAnsi="Times New Roman" w:cs="Times New Roman"/>
-                <w:sz w:val="26"/>
-                <w:szCs w:val="26"/>
-                <w:lang w:val="en-US"/>
-              </w:rPr>
-            </w:pPr>
-            <w:r>
-              <w:rPr>
-                <w:rFonts w:ascii="Times New Roman" w:hAnsi="Times New Roman" w:cs="Times New Roman"/>
-                <w:sz w:val="26"/>
-                <w:szCs w:val="26"/>
+              <w:jc w:val="both"/>
+              <w:rPr>
+                <w:rFonts w:ascii="Times New Roman" w:hAnsi="Times New Roman" w:cs="Times New Roman"/>
+                <w:sz w:val="20"/>
+                <w:szCs w:val="20"/>
+                <w:lang w:val="en-US"/>
+              </w:rPr>
+            </w:pPr>
+            <w:r>
+              <w:rPr>
+                <w:rFonts w:ascii="Times New Roman" w:hAnsi="Times New Roman" w:cs="Times New Roman"/>
+                <w:sz w:val="20"/>
+                <w:szCs w:val="20"/>
                 <w:lang w:val="en-US"/>
               </w:rPr>
               <w:t>hệ_điều_hành (8.0)</w:t>
@@ -1037,23 +962,22 @@
           </w:tcPr>
           <w:p>
             <w:pPr>
-              <w:pStyle w:val="ListParagraph"/>
-              <w:jc w:val="both"/>
-              <w:rPr>
-                <w:rFonts w:ascii="Times New Roman" w:hAnsi="Times New Roman" w:cs="Times New Roman"/>
-                <w:sz w:val="26"/>
-                <w:szCs w:val="26"/>
-                <w:lang w:val="en-US"/>
-              </w:rPr>
-            </w:pPr>
-            <w:r>
-              <w:rPr>
-                <w:rFonts w:ascii="Times New Roman" w:hAnsi="Times New Roman" w:cs="Times New Roman"/>
-                <w:sz w:val="26"/>
-                <w:szCs w:val="26"/>
-                <w:lang w:val="en-US"/>
-              </w:rPr>
-              <w:t>đáng_kể (0.2842)</w:t>
+              <w:jc w:val="both"/>
+              <w:rPr>
+                <w:rFonts w:ascii="Times New Roman" w:hAnsi="Times New Roman" w:cs="Times New Roman"/>
+                <w:sz w:val="20"/>
+                <w:szCs w:val="20"/>
+                <w:lang w:val="en-US"/>
+              </w:rPr>
+            </w:pPr>
+            <w:r>
+              <w:rPr>
+                <w:rFonts w:ascii="Times New Roman" w:hAnsi="Times New Roman" w:cs="Times New Roman"/>
+                <w:sz w:val="20"/>
+                <w:szCs w:val="20"/>
+                <w:lang w:val="en-US"/>
+              </w:rPr>
+              <w:t>hệ_điều_hành (0.7040)</w:t>
             </w:r>
           </w:p>
         </w:tc>
@@ -1077,20 +1001,19 @@
           </w:tcPr>
           <w:p>
             <w:pPr>
-              <w:pStyle w:val="ListParagraph"/>
-              <w:jc w:val="both"/>
-              <w:rPr>
-                <w:rFonts w:ascii="Times New Roman" w:hAnsi="Times New Roman" w:cs="Times New Roman"/>
-                <w:sz w:val="26"/>
-                <w:szCs w:val="26"/>
-                <w:lang w:val="en-US"/>
-              </w:rPr>
-            </w:pPr>
-            <w:r>
-              <w:rPr>
-                <w:rFonts w:ascii="Times New Roman" w:hAnsi="Times New Roman" w:cs="Times New Roman"/>
-                <w:sz w:val="26"/>
-                <w:szCs w:val="26"/>
+              <w:jc w:val="both"/>
+              <w:rPr>
+                <w:rFonts w:ascii="Times New Roman" w:hAnsi="Times New Roman" w:cs="Times New Roman"/>
+                <w:sz w:val="20"/>
+                <w:szCs w:val="20"/>
+                <w:lang w:val="en-US"/>
+              </w:rPr>
+            </w:pPr>
+            <w:r>
+              <w:rPr>
+                <w:rFonts w:ascii="Times New Roman" w:hAnsi="Times New Roman" w:cs="Times New Roman"/>
+                <w:sz w:val="20"/>
+                <w:szCs w:val="20"/>
                 <w:lang w:val="en-US"/>
               </w:rPr>
               <w:t>4</w:t>
@@ -1115,20 +1038,19 @@
           </w:tcPr>
           <w:p>
             <w:pPr>
-              <w:pStyle w:val="ListParagraph"/>
-              <w:jc w:val="both"/>
-              <w:rPr>
-                <w:rFonts w:ascii="Times New Roman" w:hAnsi="Times New Roman" w:cs="Times New Roman"/>
-                <w:sz w:val="26"/>
-                <w:szCs w:val="26"/>
-                <w:lang w:val="en-US"/>
-              </w:rPr>
-            </w:pPr>
-            <w:r>
-              <w:rPr>
-                <w:rFonts w:ascii="Times New Roman" w:hAnsi="Times New Roman" w:cs="Times New Roman"/>
-                <w:sz w:val="26"/>
-                <w:szCs w:val="26"/>
+              <w:jc w:val="both"/>
+              <w:rPr>
+                <w:rFonts w:ascii="Times New Roman" w:hAnsi="Times New Roman" w:cs="Times New Roman"/>
+                <w:sz w:val="20"/>
+                <w:szCs w:val="20"/>
+                <w:lang w:val="en-US"/>
+              </w:rPr>
+            </w:pPr>
+            <w:r>
+              <w:rPr>
+                <w:rFonts w:ascii="Times New Roman" w:hAnsi="Times New Roman" w:cs="Times New Roman"/>
+                <w:sz w:val="20"/>
+                <w:szCs w:val="20"/>
                 <w:lang w:val="en-US"/>
               </w:rPr>
               <w:t>kết_thúc (4.0)</w:t>
@@ -1153,23 +1075,22 @@
           </w:tcPr>
           <w:p>
             <w:pPr>
-              <w:pStyle w:val="ListParagraph"/>
-              <w:jc w:val="both"/>
-              <w:rPr>
-                <w:rFonts w:ascii="Times New Roman" w:hAnsi="Times New Roman" w:cs="Times New Roman"/>
-                <w:sz w:val="26"/>
-                <w:szCs w:val="26"/>
-                <w:lang w:val="en-US"/>
-              </w:rPr>
-            </w:pPr>
-            <w:r>
-              <w:rPr>
-                <w:rFonts w:ascii="Times New Roman" w:hAnsi="Times New Roman" w:cs="Times New Roman"/>
-                <w:sz w:val="26"/>
-                <w:szCs w:val="26"/>
-                <w:lang w:val="en-US"/>
-              </w:rPr>
-              <w:t>hình_ảnh (0.2720)</w:t>
+              <w:jc w:val="both"/>
+              <w:rPr>
+                <w:rFonts w:ascii="Times New Roman" w:hAnsi="Times New Roman" w:cs="Times New Roman"/>
+                <w:sz w:val="20"/>
+                <w:szCs w:val="20"/>
+                <w:lang w:val="en-US"/>
+              </w:rPr>
+            </w:pPr>
+            <w:r>
+              <w:rPr>
+                <w:rFonts w:ascii="Times New Roman" w:hAnsi="Times New Roman" w:cs="Times New Roman"/>
+                <w:sz w:val="20"/>
+                <w:szCs w:val="20"/>
+                <w:lang w:val="en-US"/>
+              </w:rPr>
+              <w:t>33 (0.6887)</w:t>
             </w:r>
           </w:p>
         </w:tc>
@@ -1193,20 +1114,19 @@
           </w:tcPr>
           <w:p>
             <w:pPr>
-              <w:pStyle w:val="ListParagraph"/>
-              <w:jc w:val="both"/>
-              <w:rPr>
-                <w:rFonts w:ascii="Times New Roman" w:hAnsi="Times New Roman" w:cs="Times New Roman"/>
-                <w:sz w:val="26"/>
-                <w:szCs w:val="26"/>
-                <w:lang w:val="en-US"/>
-              </w:rPr>
-            </w:pPr>
-            <w:r>
-              <w:rPr>
-                <w:rFonts w:ascii="Times New Roman" w:hAnsi="Times New Roman" w:cs="Times New Roman"/>
-                <w:sz w:val="26"/>
-                <w:szCs w:val="26"/>
+              <w:jc w:val="both"/>
+              <w:rPr>
+                <w:rFonts w:ascii="Times New Roman" w:hAnsi="Times New Roman" w:cs="Times New Roman"/>
+                <w:sz w:val="20"/>
+                <w:szCs w:val="20"/>
+                <w:lang w:val="en-US"/>
+              </w:rPr>
+            </w:pPr>
+            <w:r>
+              <w:rPr>
+                <w:rFonts w:ascii="Times New Roman" w:hAnsi="Times New Roman" w:cs="Times New Roman"/>
+                <w:sz w:val="20"/>
+                <w:szCs w:val="20"/>
                 <w:lang w:val="en-US"/>
               </w:rPr>
               <w:t>5</w:t>
@@ -1231,20 +1151,19 @@
           </w:tcPr>
           <w:p>
             <w:pPr>
-              <w:pStyle w:val="ListParagraph"/>
-              <w:jc w:val="both"/>
-              <w:rPr>
-                <w:rFonts w:ascii="Times New Roman" w:hAnsi="Times New Roman" w:cs="Times New Roman"/>
-                <w:sz w:val="26"/>
-                <w:szCs w:val="26"/>
-                <w:lang w:val="en-US"/>
-              </w:rPr>
-            </w:pPr>
-            <w:r>
-              <w:rPr>
-                <w:rFonts w:ascii="Times New Roman" w:hAnsi="Times New Roman" w:cs="Times New Roman"/>
-                <w:sz w:val="26"/>
-                <w:szCs w:val="26"/>
+              <w:jc w:val="both"/>
+              <w:rPr>
+                <w:rFonts w:ascii="Times New Roman" w:hAnsi="Times New Roman" w:cs="Times New Roman"/>
+                <w:sz w:val="20"/>
+                <w:szCs w:val="20"/>
+                <w:lang w:val="en-US"/>
+              </w:rPr>
+            </w:pPr>
+            <w:r>
+              <w:rPr>
+                <w:rFonts w:ascii="Times New Roman" w:hAnsi="Times New Roman" w:cs="Times New Roman"/>
+                <w:sz w:val="20"/>
+                <w:szCs w:val="20"/>
                 <w:lang w:val="en-US"/>
               </w:rPr>
               <w:t>ngừng (4.0)</w:t>
@@ -1269,23 +1188,22 @@
           </w:tcPr>
           <w:p>
             <w:pPr>
-              <w:pStyle w:val="ListParagraph"/>
-              <w:jc w:val="both"/>
-              <w:rPr>
-                <w:rFonts w:ascii="Times New Roman" w:hAnsi="Times New Roman" w:cs="Times New Roman"/>
-                <w:sz w:val="26"/>
-                <w:szCs w:val="26"/>
-                <w:lang w:val="en-US"/>
-              </w:rPr>
-            </w:pPr>
-            <w:r>
-              <w:rPr>
-                <w:rFonts w:ascii="Times New Roman" w:hAnsi="Times New Roman" w:cs="Times New Roman"/>
-                <w:sz w:val="26"/>
-                <w:szCs w:val="26"/>
-                <w:lang w:val="en-US"/>
-              </w:rPr>
-              <w:t>khu (0.2650)</w:t>
+              <w:jc w:val="both"/>
+              <w:rPr>
+                <w:rFonts w:ascii="Times New Roman" w:hAnsi="Times New Roman" w:cs="Times New Roman"/>
+                <w:sz w:val="20"/>
+                <w:szCs w:val="20"/>
+                <w:lang w:val="en-US"/>
+              </w:rPr>
+            </w:pPr>
+            <w:r>
+              <w:rPr>
+                <w:rFonts w:ascii="Times New Roman" w:hAnsi="Times New Roman" w:cs="Times New Roman"/>
+                <w:sz w:val="20"/>
+                <w:szCs w:val="20"/>
+                <w:lang w:val="en-US"/>
+              </w:rPr>
+              <w:t>toàn_cầu (0.6805)</w:t>
             </w:r>
           </w:p>
         </w:tc>
@@ -1309,20 +1227,19 @@
           </w:tcPr>
           <w:p>
             <w:pPr>
-              <w:pStyle w:val="ListParagraph"/>
-              <w:jc w:val="both"/>
-              <w:rPr>
-                <w:rFonts w:ascii="Times New Roman" w:hAnsi="Times New Roman" w:cs="Times New Roman"/>
-                <w:sz w:val="26"/>
-                <w:szCs w:val="26"/>
-                <w:lang w:val="en-US"/>
-              </w:rPr>
-            </w:pPr>
-            <w:r>
-              <w:rPr>
-                <w:rFonts w:ascii="Times New Roman" w:hAnsi="Times New Roman" w:cs="Times New Roman"/>
-                <w:sz w:val="26"/>
-                <w:szCs w:val="26"/>
+              <w:jc w:val="both"/>
+              <w:rPr>
+                <w:rFonts w:ascii="Times New Roman" w:hAnsi="Times New Roman" w:cs="Times New Roman"/>
+                <w:sz w:val="20"/>
+                <w:szCs w:val="20"/>
+                <w:lang w:val="en-US"/>
+              </w:rPr>
+            </w:pPr>
+            <w:r>
+              <w:rPr>
+                <w:rFonts w:ascii="Times New Roman" w:hAnsi="Times New Roman" w:cs="Times New Roman"/>
+                <w:sz w:val="20"/>
+                <w:szCs w:val="20"/>
                 <w:lang w:val="en-US"/>
               </w:rPr>
               <w:t>6</w:t>
@@ -1347,20 +1264,19 @@
           </w:tcPr>
           <w:p>
             <w:pPr>
-              <w:pStyle w:val="ListParagraph"/>
-              <w:jc w:val="both"/>
-              <w:rPr>
-                <w:rFonts w:ascii="Times New Roman" w:hAnsi="Times New Roman" w:cs="Times New Roman"/>
-                <w:sz w:val="26"/>
-                <w:szCs w:val="26"/>
-                <w:lang w:val="en-US"/>
-              </w:rPr>
-            </w:pPr>
-            <w:r>
-              <w:rPr>
-                <w:rFonts w:ascii="Times New Roman" w:hAnsi="Times New Roman" w:cs="Times New Roman"/>
-                <w:sz w:val="26"/>
-                <w:szCs w:val="26"/>
+              <w:jc w:val="both"/>
+              <w:rPr>
+                <w:rFonts w:ascii="Times New Roman" w:hAnsi="Times New Roman" w:cs="Times New Roman"/>
+                <w:sz w:val="20"/>
+                <w:szCs w:val="20"/>
+                <w:lang w:val="en-US"/>
+              </w:rPr>
+            </w:pPr>
+            <w:r>
+              <w:rPr>
+                <w:rFonts w:ascii="Times New Roman" w:hAnsi="Times New Roman" w:cs="Times New Roman"/>
+                <w:sz w:val="20"/>
+                <w:szCs w:val="20"/>
                 <w:lang w:val="en-US"/>
               </w:rPr>
               <w:t>máy_tính (4.0)</w:t>
@@ -1385,23 +1301,22 @@
           </w:tcPr>
           <w:p>
             <w:pPr>
-              <w:pStyle w:val="ListParagraph"/>
-              <w:jc w:val="both"/>
-              <w:rPr>
-                <w:rFonts w:ascii="Times New Roman" w:hAnsi="Times New Roman" w:cs="Times New Roman"/>
-                <w:sz w:val="26"/>
-                <w:szCs w:val="26"/>
-                <w:lang w:val="en-US"/>
-              </w:rPr>
-            </w:pPr>
-            <w:r>
-              <w:rPr>
-                <w:rFonts w:ascii="Times New Roman" w:hAnsi="Times New Roman" w:cs="Times New Roman"/>
-                <w:sz w:val="26"/>
-                <w:szCs w:val="26"/>
-                <w:lang w:val="en-US"/>
-              </w:rPr>
-              <w:t>tổng (0.2636)</w:t>
+              <w:jc w:val="both"/>
+              <w:rPr>
+                <w:rFonts w:ascii="Times New Roman" w:hAnsi="Times New Roman" w:cs="Times New Roman"/>
+                <w:sz w:val="20"/>
+                <w:szCs w:val="20"/>
+                <w:lang w:val="en-US"/>
+              </w:rPr>
+            </w:pPr>
+            <w:r>
+              <w:rPr>
+                <w:rFonts w:ascii="Times New Roman" w:hAnsi="Times New Roman" w:cs="Times New Roman"/>
+                <w:sz w:val="20"/>
+                <w:szCs w:val="20"/>
+                <w:lang w:val="en-US"/>
+              </w:rPr>
+              <w:t>kênh (0.6759)</w:t>
             </w:r>
           </w:p>
         </w:tc>
@@ -1425,23 +1340,21 @@
           </w:tcPr>
           <w:p>
             <w:pPr>
-              <w:pStyle w:val="ListParagraph"/>
-              <w:jc w:val="both"/>
-              <w:rPr>
-                <w:rFonts w:ascii="Times New Roman" w:hAnsi="Times New Roman" w:cs="Times New Roman"/>
-                <w:sz w:val="26"/>
-                <w:szCs w:val="26"/>
-                <w:lang w:val="en-US"/>
-              </w:rPr>
-            </w:pPr>
-            <w:r>
-              <w:rPr>
-                <w:rFonts w:ascii="Times New Roman" w:hAnsi="Times New Roman" w:cs="Times New Roman"/>
-                <w:sz w:val="26"/>
-                <w:szCs w:val="26"/>
-                <w:lang w:val="en-US"/>
-              </w:rPr>
-              <w:lastRenderedPageBreak/>
+              <w:jc w:val="both"/>
+              <w:rPr>
+                <w:rFonts w:ascii="Times New Roman" w:hAnsi="Times New Roman" w:cs="Times New Roman"/>
+                <w:sz w:val="20"/>
+                <w:szCs w:val="20"/>
+                <w:lang w:val="en-US"/>
+              </w:rPr>
+            </w:pPr>
+            <w:r>
+              <w:rPr>
+                <w:rFonts w:ascii="Times New Roman" w:hAnsi="Times New Roman" w:cs="Times New Roman"/>
+                <w:sz w:val="20"/>
+                <w:szCs w:val="20"/>
+                <w:lang w:val="en-US"/>
+              </w:rPr>
               <w:t>7</w:t>
             </w:r>
           </w:p>
@@ -1464,20 +1377,19 @@
           </w:tcPr>
           <w:p>
             <w:pPr>
-              <w:pStyle w:val="ListParagraph"/>
-              <w:jc w:val="both"/>
-              <w:rPr>
-                <w:rFonts w:ascii="Times New Roman" w:hAnsi="Times New Roman" w:cs="Times New Roman"/>
-                <w:sz w:val="26"/>
-                <w:szCs w:val="26"/>
-                <w:lang w:val="en-US"/>
-              </w:rPr>
-            </w:pPr>
-            <w:r>
-              <w:rPr>
-                <w:rFonts w:ascii="Times New Roman" w:hAnsi="Times New Roman" w:cs="Times New Roman"/>
-                <w:sz w:val="26"/>
-                <w:szCs w:val="26"/>
+              <w:jc w:val="both"/>
+              <w:rPr>
+                <w:rFonts w:ascii="Times New Roman" w:hAnsi="Times New Roman" w:cs="Times New Roman"/>
+                <w:sz w:val="20"/>
+                <w:szCs w:val="20"/>
+                <w:lang w:val="en-US"/>
+              </w:rPr>
+            </w:pPr>
+            <w:r>
+              <w:rPr>
+                <w:rFonts w:ascii="Times New Roman" w:hAnsi="Times New Roman" w:cs="Times New Roman"/>
+                <w:sz w:val="20"/>
+                <w:szCs w:val="20"/>
                 <w:lang w:val="en-US"/>
               </w:rPr>
               <w:t>chấm_dứt (3.0)</w:t>
@@ -1502,23 +1414,22 @@
           </w:tcPr>
           <w:p>
             <w:pPr>
-              <w:pStyle w:val="ListParagraph"/>
-              <w:jc w:val="both"/>
-              <w:rPr>
-                <w:rFonts w:ascii="Times New Roman" w:hAnsi="Times New Roman" w:cs="Times New Roman"/>
-                <w:sz w:val="26"/>
-                <w:szCs w:val="26"/>
-                <w:lang w:val="en-US"/>
-              </w:rPr>
-            </w:pPr>
-            <w:r>
-              <w:rPr>
-                <w:rFonts w:ascii="Times New Roman" w:hAnsi="Times New Roman" w:cs="Times New Roman"/>
-                <w:sz w:val="26"/>
-                <w:szCs w:val="26"/>
-                <w:lang w:val="en-US"/>
-              </w:rPr>
-              <w:t>khoá (0.2351)</w:t>
+              <w:jc w:val="both"/>
+              <w:rPr>
+                <w:rFonts w:ascii="Times New Roman" w:hAnsi="Times New Roman" w:cs="Times New Roman"/>
+                <w:sz w:val="20"/>
+                <w:szCs w:val="20"/>
+                <w:lang w:val="en-US"/>
+              </w:rPr>
+            </w:pPr>
+            <w:r>
+              <w:rPr>
+                <w:rFonts w:ascii="Times New Roman" w:hAnsi="Times New Roman" w:cs="Times New Roman"/>
+                <w:sz w:val="20"/>
+                <w:szCs w:val="20"/>
+                <w:lang w:val="en-US"/>
+              </w:rPr>
+              <w:t>máy_tính (0.6535)</w:t>
             </w:r>
           </w:p>
         </w:tc>
@@ -1542,20 +1453,19 @@
           </w:tcPr>
           <w:p>
             <w:pPr>
-              <w:pStyle w:val="ListParagraph"/>
-              <w:jc w:val="both"/>
-              <w:rPr>
-                <w:rFonts w:ascii="Times New Roman" w:hAnsi="Times New Roman" w:cs="Times New Roman"/>
-                <w:sz w:val="26"/>
-                <w:szCs w:val="26"/>
-                <w:lang w:val="en-US"/>
-              </w:rPr>
-            </w:pPr>
-            <w:r>
-              <w:rPr>
-                <w:rFonts w:ascii="Times New Roman" w:hAnsi="Times New Roman" w:cs="Times New Roman"/>
-                <w:sz w:val="26"/>
-                <w:szCs w:val="26"/>
+              <w:jc w:val="both"/>
+              <w:rPr>
+                <w:rFonts w:ascii="Times New Roman" w:hAnsi="Times New Roman" w:cs="Times New Roman"/>
+                <w:sz w:val="20"/>
+                <w:szCs w:val="20"/>
+                <w:lang w:val="en-US"/>
+              </w:rPr>
+            </w:pPr>
+            <w:r>
+              <w:rPr>
+                <w:rFonts w:ascii="Times New Roman" w:hAnsi="Times New Roman" w:cs="Times New Roman"/>
+                <w:sz w:val="20"/>
+                <w:szCs w:val="20"/>
                 <w:lang w:val="en-US"/>
               </w:rPr>
               <w:t>8</w:t>
@@ -1580,20 +1490,19 @@
           </w:tcPr>
           <w:p>
             <w:pPr>
-              <w:pStyle w:val="ListParagraph"/>
-              <w:jc w:val="both"/>
-              <w:rPr>
-                <w:rFonts w:ascii="Times New Roman" w:hAnsi="Times New Roman" w:cs="Times New Roman"/>
-                <w:sz w:val="26"/>
-                <w:szCs w:val="26"/>
-                <w:lang w:val="en-US"/>
-              </w:rPr>
-            </w:pPr>
-            <w:r>
-              <w:rPr>
-                <w:rFonts w:ascii="Times New Roman" w:hAnsi="Times New Roman" w:cs="Times New Roman"/>
-                <w:sz w:val="26"/>
-                <w:szCs w:val="26"/>
+              <w:jc w:val="both"/>
+              <w:rPr>
+                <w:rFonts w:ascii="Times New Roman" w:hAnsi="Times New Roman" w:cs="Times New Roman"/>
+                <w:sz w:val="20"/>
+                <w:szCs w:val="20"/>
+                <w:lang w:val="en-US"/>
+              </w:rPr>
+            </w:pPr>
+            <w:r>
+              <w:rPr>
+                <w:rFonts w:ascii="Times New Roman" w:hAnsi="Times New Roman" w:cs="Times New Roman"/>
+                <w:sz w:val="20"/>
+                <w:szCs w:val="20"/>
                 <w:lang w:val="en-US"/>
               </w:rPr>
               <w:t>windows (3.0)</w:t>
@@ -1618,23 +1527,22 @@
           </w:tcPr>
           <w:p>
             <w:pPr>
-              <w:pStyle w:val="ListParagraph"/>
-              <w:jc w:val="both"/>
-              <w:rPr>
-                <w:rFonts w:ascii="Times New Roman" w:hAnsi="Times New Roman" w:cs="Times New Roman"/>
-                <w:sz w:val="26"/>
-                <w:szCs w:val="26"/>
-                <w:lang w:val="en-US"/>
-              </w:rPr>
-            </w:pPr>
-            <w:r>
-              <w:rPr>
-                <w:rFonts w:ascii="Times New Roman" w:hAnsi="Times New Roman" w:cs="Times New Roman"/>
-                <w:sz w:val="26"/>
-                <w:szCs w:val="26"/>
-                <w:lang w:val="en-US"/>
-              </w:rPr>
-              <w:t>đỡ (0.2260)</w:t>
+              <w:jc w:val="both"/>
+              <w:rPr>
+                <w:rFonts w:ascii="Times New Roman" w:hAnsi="Times New Roman" w:cs="Times New Roman"/>
+                <w:sz w:val="20"/>
+                <w:szCs w:val="20"/>
+                <w:lang w:val="en-US"/>
+              </w:rPr>
+            </w:pPr>
+            <w:r>
+              <w:rPr>
+                <w:rFonts w:ascii="Times New Roman" w:hAnsi="Times New Roman" w:cs="Times New Roman"/>
+                <w:sz w:val="20"/>
+                <w:szCs w:val="20"/>
+                <w:lang w:val="en-US"/>
+              </w:rPr>
+              <w:t>4 (0.6478)</w:t>
             </w:r>
           </w:p>
         </w:tc>
@@ -1658,20 +1566,19 @@
           </w:tcPr>
           <w:p>
             <w:pPr>
-              <w:pStyle w:val="ListParagraph"/>
-              <w:jc w:val="both"/>
-              <w:rPr>
-                <w:rFonts w:ascii="Times New Roman" w:hAnsi="Times New Roman" w:cs="Times New Roman"/>
-                <w:sz w:val="26"/>
-                <w:szCs w:val="26"/>
-                <w:lang w:val="en-US"/>
-              </w:rPr>
-            </w:pPr>
-            <w:r>
-              <w:rPr>
-                <w:rFonts w:ascii="Times New Roman" w:hAnsi="Times New Roman" w:cs="Times New Roman"/>
-                <w:sz w:val="26"/>
-                <w:szCs w:val="26"/>
+              <w:jc w:val="both"/>
+              <w:rPr>
+                <w:rFonts w:ascii="Times New Roman" w:hAnsi="Times New Roman" w:cs="Times New Roman"/>
+                <w:sz w:val="20"/>
+                <w:szCs w:val="20"/>
+                <w:lang w:val="en-US"/>
+              </w:rPr>
+            </w:pPr>
+            <w:r>
+              <w:rPr>
+                <w:rFonts w:ascii="Times New Roman" w:hAnsi="Times New Roman" w:cs="Times New Roman"/>
+                <w:sz w:val="20"/>
+                <w:szCs w:val="20"/>
                 <w:lang w:val="en-US"/>
               </w:rPr>
               <w:t>9</w:t>
@@ -1696,20 +1603,19 @@
           </w:tcPr>
           <w:p>
             <w:pPr>
-              <w:pStyle w:val="ListParagraph"/>
-              <w:jc w:val="both"/>
-              <w:rPr>
-                <w:rFonts w:ascii="Times New Roman" w:hAnsi="Times New Roman" w:cs="Times New Roman"/>
-                <w:sz w:val="26"/>
-                <w:szCs w:val="26"/>
-                <w:lang w:val="en-US"/>
-              </w:rPr>
-            </w:pPr>
-            <w:r>
-              <w:rPr>
-                <w:rFonts w:ascii="Times New Roman" w:hAnsi="Times New Roman" w:cs="Times New Roman"/>
-                <w:sz w:val="26"/>
-                <w:szCs w:val="26"/>
+              <w:jc w:val="both"/>
+              <w:rPr>
+                <w:rFonts w:ascii="Times New Roman" w:hAnsi="Times New Roman" w:cs="Times New Roman"/>
+                <w:sz w:val="20"/>
+                <w:szCs w:val="20"/>
+                <w:lang w:val="en-US"/>
+              </w:rPr>
+            </w:pPr>
+            <w:r>
+              <w:rPr>
+                <w:rFonts w:ascii="Times New Roman" w:hAnsi="Times New Roman" w:cs="Times New Roman"/>
+                <w:sz w:val="20"/>
+                <w:szCs w:val="20"/>
                 <w:lang w:val="en-US"/>
               </w:rPr>
               <w:t>vòng (3.0)</w:t>
@@ -1734,23 +1640,22 @@
           </w:tcPr>
           <w:p>
             <w:pPr>
-              <w:pStyle w:val="ListParagraph"/>
-              <w:jc w:val="both"/>
-              <w:rPr>
-                <w:rFonts w:ascii="Times New Roman" w:hAnsi="Times New Roman" w:cs="Times New Roman"/>
-                <w:sz w:val="26"/>
-                <w:szCs w:val="26"/>
-                <w:lang w:val="en-US"/>
-              </w:rPr>
-            </w:pPr>
-            <w:r>
-              <w:rPr>
-                <w:rFonts w:ascii="Times New Roman" w:hAnsi="Times New Roman" w:cs="Times New Roman"/>
-                <w:sz w:val="26"/>
-                <w:szCs w:val="26"/>
-                <w:lang w:val="en-US"/>
-              </w:rPr>
-              <w:t>admin (0.2243)</w:t>
+              <w:jc w:val="both"/>
+              <w:rPr>
+                <w:rFonts w:ascii="Times New Roman" w:hAnsi="Times New Roman" w:cs="Times New Roman"/>
+                <w:sz w:val="20"/>
+                <w:szCs w:val="20"/>
+                <w:lang w:val="en-US"/>
+              </w:rPr>
+            </w:pPr>
+            <w:r>
+              <w:rPr>
+                <w:rFonts w:ascii="Times New Roman" w:hAnsi="Times New Roman" w:cs="Times New Roman"/>
+                <w:sz w:val="20"/>
+                <w:szCs w:val="20"/>
+                <w:lang w:val="en-US"/>
+              </w:rPr>
+              <w:t>nhường (0.6393)</w:t>
             </w:r>
           </w:p>
         </w:tc>
@@ -1774,20 +1679,19 @@
           </w:tcPr>
           <w:p>
             <w:pPr>
-              <w:pStyle w:val="ListParagraph"/>
-              <w:jc w:val="both"/>
-              <w:rPr>
-                <w:rFonts w:ascii="Times New Roman" w:hAnsi="Times New Roman" w:cs="Times New Roman"/>
-                <w:sz w:val="26"/>
-                <w:szCs w:val="26"/>
-                <w:lang w:val="en-US"/>
-              </w:rPr>
-            </w:pPr>
-            <w:r>
-              <w:rPr>
-                <w:rFonts w:ascii="Times New Roman" w:hAnsi="Times New Roman" w:cs="Times New Roman"/>
-                <w:sz w:val="26"/>
-                <w:szCs w:val="26"/>
+              <w:jc w:val="both"/>
+              <w:rPr>
+                <w:rFonts w:ascii="Times New Roman" w:hAnsi="Times New Roman" w:cs="Times New Roman"/>
+                <w:sz w:val="20"/>
+                <w:szCs w:val="20"/>
+                <w:lang w:val="en-US"/>
+              </w:rPr>
+            </w:pPr>
+            <w:r>
+              <w:rPr>
+                <w:rFonts w:ascii="Times New Roman" w:hAnsi="Times New Roman" w:cs="Times New Roman"/>
+                <w:sz w:val="20"/>
+                <w:szCs w:val="20"/>
                 <w:lang w:val="en-US"/>
               </w:rPr>
               <w:t>10</w:t>
@@ -1812,20 +1716,19 @@
           </w:tcPr>
           <w:p>
             <w:pPr>
-              <w:pStyle w:val="ListParagraph"/>
-              <w:jc w:val="both"/>
-              <w:rPr>
-                <w:rFonts w:ascii="Times New Roman" w:hAnsi="Times New Roman" w:cs="Times New Roman"/>
-                <w:sz w:val="26"/>
-                <w:szCs w:val="26"/>
-                <w:lang w:val="en-US"/>
-              </w:rPr>
-            </w:pPr>
-            <w:r>
-              <w:rPr>
-                <w:rFonts w:ascii="Times New Roman" w:hAnsi="Times New Roman" w:cs="Times New Roman"/>
-                <w:sz w:val="26"/>
-                <w:szCs w:val="26"/>
+              <w:jc w:val="both"/>
+              <w:rPr>
+                <w:rFonts w:ascii="Times New Roman" w:hAnsi="Times New Roman" w:cs="Times New Roman"/>
+                <w:sz w:val="20"/>
+                <w:szCs w:val="20"/>
+                <w:lang w:val="en-US"/>
+              </w:rPr>
+            </w:pPr>
+            <w:r>
+              <w:rPr>
+                <w:rFonts w:ascii="Times New Roman" w:hAnsi="Times New Roman" w:cs="Times New Roman"/>
+                <w:sz w:val="20"/>
+                <w:szCs w:val="20"/>
                 <w:lang w:val="en-US"/>
               </w:rPr>
               <w:t>đời (3.0)</w:t>
@@ -1850,23 +1753,22 @@
           </w:tcPr>
           <w:p>
             <w:pPr>
-              <w:pStyle w:val="ListParagraph"/>
-              <w:jc w:val="both"/>
-              <w:rPr>
-                <w:rFonts w:ascii="Times New Roman" w:hAnsi="Times New Roman" w:cs="Times New Roman"/>
-                <w:sz w:val="26"/>
-                <w:szCs w:val="26"/>
-                <w:lang w:val="en-US"/>
-              </w:rPr>
-            </w:pPr>
-            <w:r>
-              <w:rPr>
-                <w:rFonts w:ascii="Times New Roman" w:hAnsi="Times New Roman" w:cs="Times New Roman"/>
-                <w:sz w:val="26"/>
-                <w:szCs w:val="26"/>
-                <w:lang w:val="en-US"/>
-              </w:rPr>
-              <w:t>lỗi (0.2236)</w:t>
+              <w:jc w:val="both"/>
+              <w:rPr>
+                <w:rFonts w:ascii="Times New Roman" w:hAnsi="Times New Roman" w:cs="Times New Roman"/>
+                <w:sz w:val="20"/>
+                <w:szCs w:val="20"/>
+                <w:lang w:val="en-US"/>
+              </w:rPr>
+            </w:pPr>
+            <w:r>
+              <w:rPr>
+                <w:rFonts w:ascii="Times New Roman" w:hAnsi="Times New Roman" w:cs="Times New Roman"/>
+                <w:sz w:val="20"/>
+                <w:szCs w:val="20"/>
+                <w:lang w:val="en-US"/>
+              </w:rPr>
+              <w:t>nhà_sản_xuất (0.6376)</w:t>
             </w:r>
           </w:p>
         </w:tc>
@@ -1874,47 +1776,42 @@
     </w:tbl>
     <w:p>
       <w:pPr>
-        <w:pStyle w:val="ListParagraph"/>
         <w:jc w:val="both"/>
         <w:rPr>
           <w:rFonts w:ascii="Times New Roman" w:hAnsi="Times New Roman" w:cs="Times New Roman"/>
-          <w:sz w:val="26"/>
-          <w:szCs w:val="26"/>
+          <w:sz w:val="20"/>
+          <w:szCs w:val="20"/>
           <w:lang w:val="en-US"/>
         </w:rPr>
       </w:pPr>
       <w:r>
         <w:rPr>
           <w:rFonts w:ascii="Times New Roman" w:hAnsi="Times New Roman" w:cs="Times New Roman"/>
-          <w:sz w:val="26"/>
-          <w:szCs w:val="26"/>
-          <w:lang w:val="en-US"/>
-        </w:rPr>
-        <w:pict w14:anchorId="3EF80CBF">
-          <v:rect id="_x0000_i1049" style="width:0;height:0" o:hralign="center" o:hrstd="t" o:hr="t" fillcolor="#a0a0a0" stroked="f"/>
+          <w:sz w:val="20"/>
+          <w:szCs w:val="20"/>
+          <w:lang w:val="en-US"/>
+        </w:rPr>
+        <w:lastRenderedPageBreak/>
+        <w:pict w14:anchorId="27814274">
+          <v:rect id="_x0000_i1045" style="width:0;height:0" o:hralign="center" o:hrstd="t" o:hr="t" fillcolor="#a0a0a0" stroked="f"/>
         </w:pict>
       </w:r>
     </w:p>
     <w:p>
       <w:pPr>
-        <w:pStyle w:val="ListParagraph"/>
         <w:jc w:val="both"/>
         <w:rPr>
           <w:rFonts w:ascii="Times New Roman" w:hAnsi="Times New Roman" w:cs="Times New Roman"/>
-          <w:b/>
-          <w:bCs/>
-          <w:sz w:val="26"/>
-          <w:szCs w:val="26"/>
+          <w:sz w:val="20"/>
+          <w:szCs w:val="20"/>
           <w:lang w:val="en-US"/>
         </w:rPr>
       </w:pPr>
       <w:r>
         <w:rPr>
           <w:rFonts w:ascii="Times New Roman" w:hAnsi="Times New Roman" w:cs="Times New Roman"/>
-          <w:b/>
-          <w:bCs/>
-          <w:sz w:val="26"/>
-          <w:szCs w:val="26"/>
+          <w:sz w:val="20"/>
+          <w:szCs w:val="20"/>
           <w:lang w:val="en-US"/>
         </w:rPr>
         <w:t>Từ truy vấn: phần mềm</w:t>
@@ -1932,9 +1829,9 @@
         <w:tblLook w:val="04A0" w:firstRow="1" w:lastRow="0" w:firstColumn="1" w:lastColumn="0" w:noHBand="0" w:noVBand="1"/>
       </w:tblPr>
       <w:tblGrid>
-        <w:gridCol w:w="1572"/>
-        <w:gridCol w:w="3833"/>
-        <w:gridCol w:w="3955"/>
+        <w:gridCol w:w="716"/>
+        <w:gridCol w:w="2910"/>
+        <w:gridCol w:w="2829"/>
       </w:tblGrid>
       <w:tr>
         <w:trPr>
@@ -1957,24 +1854,19 @@
           </w:tcPr>
           <w:p>
             <w:pPr>
-              <w:pStyle w:val="ListParagraph"/>
-              <w:jc w:val="both"/>
-              <w:rPr>
-                <w:rFonts w:ascii="Times New Roman" w:hAnsi="Times New Roman" w:cs="Times New Roman"/>
-                <w:b/>
-                <w:bCs/>
-                <w:sz w:val="26"/>
-                <w:szCs w:val="26"/>
-                <w:lang w:val="en-US"/>
-              </w:rPr>
-            </w:pPr>
-            <w:r>
-              <w:rPr>
-                <w:rFonts w:ascii="Times New Roman" w:hAnsi="Times New Roman" w:cs="Times New Roman"/>
-                <w:b/>
-                <w:bCs/>
-                <w:sz w:val="26"/>
-                <w:szCs w:val="26"/>
+              <w:jc w:val="both"/>
+              <w:rPr>
+                <w:rFonts w:ascii="Times New Roman" w:hAnsi="Times New Roman" w:cs="Times New Roman"/>
+                <w:sz w:val="20"/>
+                <w:szCs w:val="20"/>
+                <w:lang w:val="en-US"/>
+              </w:rPr>
+            </w:pPr>
+            <w:r>
+              <w:rPr>
+                <w:rFonts w:ascii="Times New Roman" w:hAnsi="Times New Roman" w:cs="Times New Roman"/>
+                <w:sz w:val="20"/>
+                <w:szCs w:val="20"/>
                 <w:lang w:val="en-US"/>
               </w:rPr>
               <w:t>STT</w:t>
@@ -1998,24 +1890,19 @@
           </w:tcPr>
           <w:p>
             <w:pPr>
-              <w:pStyle w:val="ListParagraph"/>
-              <w:jc w:val="both"/>
-              <w:rPr>
-                <w:rFonts w:ascii="Times New Roman" w:hAnsi="Times New Roman" w:cs="Times New Roman"/>
-                <w:b/>
-                <w:bCs/>
-                <w:sz w:val="26"/>
-                <w:szCs w:val="26"/>
-                <w:lang w:val="en-US"/>
-              </w:rPr>
-            </w:pPr>
-            <w:r>
-              <w:rPr>
-                <w:rFonts w:ascii="Times New Roman" w:hAnsi="Times New Roman" w:cs="Times New Roman"/>
-                <w:b/>
-                <w:bCs/>
-                <w:sz w:val="26"/>
-                <w:szCs w:val="26"/>
+              <w:jc w:val="both"/>
+              <w:rPr>
+                <w:rFonts w:ascii="Times New Roman" w:hAnsi="Times New Roman" w:cs="Times New Roman"/>
+                <w:sz w:val="20"/>
+                <w:szCs w:val="20"/>
+                <w:lang w:val="en-US"/>
+              </w:rPr>
+            </w:pPr>
+            <w:r>
+              <w:rPr>
+                <w:rFonts w:ascii="Times New Roman" w:hAnsi="Times New Roman" w:cs="Times New Roman"/>
+                <w:sz w:val="20"/>
+                <w:szCs w:val="20"/>
                 <w:lang w:val="en-US"/>
               </w:rPr>
               <w:t>Ma trận Đồng xuất hiện (Score)</w:t>
@@ -2039,24 +1926,19 @@
           </w:tcPr>
           <w:p>
             <w:pPr>
-              <w:pStyle w:val="ListParagraph"/>
-              <w:jc w:val="both"/>
-              <w:rPr>
-                <w:rFonts w:ascii="Times New Roman" w:hAnsi="Times New Roman" w:cs="Times New Roman"/>
-                <w:b/>
-                <w:bCs/>
-                <w:sz w:val="26"/>
-                <w:szCs w:val="26"/>
-                <w:lang w:val="en-US"/>
-              </w:rPr>
-            </w:pPr>
-            <w:r>
-              <w:rPr>
-                <w:rFonts w:ascii="Times New Roman" w:hAnsi="Times New Roman" w:cs="Times New Roman"/>
-                <w:b/>
-                <w:bCs/>
-                <w:sz w:val="26"/>
-                <w:szCs w:val="26"/>
+              <w:jc w:val="both"/>
+              <w:rPr>
+                <w:rFonts w:ascii="Times New Roman" w:hAnsi="Times New Roman" w:cs="Times New Roman"/>
+                <w:sz w:val="20"/>
+                <w:szCs w:val="20"/>
+                <w:lang w:val="en-US"/>
+              </w:rPr>
+            </w:pPr>
+            <w:r>
+              <w:rPr>
+                <w:rFonts w:ascii="Times New Roman" w:hAnsi="Times New Roman" w:cs="Times New Roman"/>
+                <w:sz w:val="20"/>
+                <w:szCs w:val="20"/>
                 <w:lang w:val="en-US"/>
               </w:rPr>
               <w:t>Word2Vec CBOW (Similarity)</w:t>
@@ -2083,20 +1965,19 @@
           </w:tcPr>
           <w:p>
             <w:pPr>
-              <w:pStyle w:val="ListParagraph"/>
-              <w:jc w:val="both"/>
-              <w:rPr>
-                <w:rFonts w:ascii="Times New Roman" w:hAnsi="Times New Roman" w:cs="Times New Roman"/>
-                <w:sz w:val="26"/>
-                <w:szCs w:val="26"/>
-                <w:lang w:val="en-US"/>
-              </w:rPr>
-            </w:pPr>
-            <w:r>
-              <w:rPr>
-                <w:rFonts w:ascii="Times New Roman" w:hAnsi="Times New Roman" w:cs="Times New Roman"/>
-                <w:sz w:val="26"/>
-                <w:szCs w:val="26"/>
+              <w:jc w:val="both"/>
+              <w:rPr>
+                <w:rFonts w:ascii="Times New Roman" w:hAnsi="Times New Roman" w:cs="Times New Roman"/>
+                <w:sz w:val="20"/>
+                <w:szCs w:val="20"/>
+                <w:lang w:val="en-US"/>
+              </w:rPr>
+            </w:pPr>
+            <w:r>
+              <w:rPr>
+                <w:rFonts w:ascii="Times New Roman" w:hAnsi="Times New Roman" w:cs="Times New Roman"/>
+                <w:sz w:val="20"/>
+                <w:szCs w:val="20"/>
                 <w:lang w:val="en-US"/>
               </w:rPr>
               <w:t>1</w:t>
@@ -2121,20 +2002,19 @@
           </w:tcPr>
           <w:p>
             <w:pPr>
-              <w:pStyle w:val="ListParagraph"/>
-              <w:jc w:val="both"/>
-              <w:rPr>
-                <w:rFonts w:ascii="Times New Roman" w:hAnsi="Times New Roman" w:cs="Times New Roman"/>
-                <w:sz w:val="26"/>
-                <w:szCs w:val="26"/>
-                <w:lang w:val="en-US"/>
-              </w:rPr>
-            </w:pPr>
-            <w:r>
-              <w:rPr>
-                <w:rFonts w:ascii="Times New Roman" w:hAnsi="Times New Roman" w:cs="Times New Roman"/>
-                <w:sz w:val="26"/>
-                <w:szCs w:val="26"/>
+              <w:jc w:val="both"/>
+              <w:rPr>
+                <w:rFonts w:ascii="Times New Roman" w:hAnsi="Times New Roman" w:cs="Times New Roman"/>
+                <w:sz w:val="20"/>
+                <w:szCs w:val="20"/>
+                <w:lang w:val="en-US"/>
+              </w:rPr>
+            </w:pPr>
+            <w:r>
+              <w:rPr>
+                <w:rFonts w:ascii="Times New Roman" w:hAnsi="Times New Roman" w:cs="Times New Roman"/>
+                <w:sz w:val="20"/>
+                <w:szCs w:val="20"/>
                 <w:lang w:val="en-US"/>
               </w:rPr>
               <w:t>hệ_thống (14.0)</w:t>
@@ -2159,23 +2039,22 @@
           </w:tcPr>
           <w:p>
             <w:pPr>
-              <w:pStyle w:val="ListParagraph"/>
-              <w:jc w:val="both"/>
-              <w:rPr>
-                <w:rFonts w:ascii="Times New Roman" w:hAnsi="Times New Roman" w:cs="Times New Roman"/>
-                <w:sz w:val="26"/>
-                <w:szCs w:val="26"/>
-                <w:lang w:val="en-US"/>
-              </w:rPr>
-            </w:pPr>
-            <w:r>
-              <w:rPr>
-                <w:rFonts w:ascii="Times New Roman" w:hAnsi="Times New Roman" w:cs="Times New Roman"/>
-                <w:sz w:val="26"/>
-                <w:szCs w:val="26"/>
-                <w:lang w:val="en-US"/>
-              </w:rPr>
-              <w:t>coi (0.3636)</w:t>
+              <w:jc w:val="both"/>
+              <w:rPr>
+                <w:rFonts w:ascii="Times New Roman" w:hAnsi="Times New Roman" w:cs="Times New Roman"/>
+                <w:sz w:val="20"/>
+                <w:szCs w:val="20"/>
+                <w:lang w:val="en-US"/>
+              </w:rPr>
+            </w:pPr>
+            <w:r>
+              <w:rPr>
+                <w:rFonts w:ascii="Times New Roman" w:hAnsi="Times New Roman" w:cs="Times New Roman"/>
+                <w:sz w:val="20"/>
+                <w:szCs w:val="20"/>
+                <w:lang w:val="en-US"/>
+              </w:rPr>
+              <w:t>quá_trình (0.8471)</w:t>
             </w:r>
           </w:p>
         </w:tc>
@@ -2199,20 +2078,19 @@
           </w:tcPr>
           <w:p>
             <w:pPr>
-              <w:pStyle w:val="ListParagraph"/>
-              <w:jc w:val="both"/>
-              <w:rPr>
-                <w:rFonts w:ascii="Times New Roman" w:hAnsi="Times New Roman" w:cs="Times New Roman"/>
-                <w:sz w:val="26"/>
-                <w:szCs w:val="26"/>
-                <w:lang w:val="en-US"/>
-              </w:rPr>
-            </w:pPr>
-            <w:r>
-              <w:rPr>
-                <w:rFonts w:ascii="Times New Roman" w:hAnsi="Times New Roman" w:cs="Times New Roman"/>
-                <w:sz w:val="26"/>
-                <w:szCs w:val="26"/>
+              <w:jc w:val="both"/>
+              <w:rPr>
+                <w:rFonts w:ascii="Times New Roman" w:hAnsi="Times New Roman" w:cs="Times New Roman"/>
+                <w:sz w:val="20"/>
+                <w:szCs w:val="20"/>
+                <w:lang w:val="en-US"/>
+              </w:rPr>
+            </w:pPr>
+            <w:r>
+              <w:rPr>
+                <w:rFonts w:ascii="Times New Roman" w:hAnsi="Times New Roman" w:cs="Times New Roman"/>
+                <w:sz w:val="20"/>
+                <w:szCs w:val="20"/>
                 <w:lang w:val="en-US"/>
               </w:rPr>
               <w:t>2</w:t>
@@ -2237,20 +2115,19 @@
           </w:tcPr>
           <w:p>
             <w:pPr>
-              <w:pStyle w:val="ListParagraph"/>
-              <w:jc w:val="both"/>
-              <w:rPr>
-                <w:rFonts w:ascii="Times New Roman" w:hAnsi="Times New Roman" w:cs="Times New Roman"/>
-                <w:sz w:val="26"/>
-                <w:szCs w:val="26"/>
-                <w:lang w:val="en-US"/>
-              </w:rPr>
-            </w:pPr>
-            <w:r>
-              <w:rPr>
-                <w:rFonts w:ascii="Times New Roman" w:hAnsi="Times New Roman" w:cs="Times New Roman"/>
-                <w:sz w:val="26"/>
-                <w:szCs w:val="26"/>
+              <w:jc w:val="both"/>
+              <w:rPr>
+                <w:rFonts w:ascii="Times New Roman" w:hAnsi="Times New Roman" w:cs="Times New Roman"/>
+                <w:sz w:val="20"/>
+                <w:szCs w:val="20"/>
+                <w:lang w:val="en-US"/>
+              </w:rPr>
+            </w:pPr>
+            <w:r>
+              <w:rPr>
+                <w:rFonts w:ascii="Times New Roman" w:hAnsi="Times New Roman" w:cs="Times New Roman"/>
+                <w:sz w:val="20"/>
+                <w:szCs w:val="20"/>
                 <w:lang w:val="en-US"/>
               </w:rPr>
               <w:t>chức_năng (11.0)</w:t>
@@ -2275,23 +2152,22 @@
           </w:tcPr>
           <w:p>
             <w:pPr>
-              <w:pStyle w:val="ListParagraph"/>
-              <w:jc w:val="both"/>
-              <w:rPr>
-                <w:rFonts w:ascii="Times New Roman" w:hAnsi="Times New Roman" w:cs="Times New Roman"/>
-                <w:sz w:val="26"/>
-                <w:szCs w:val="26"/>
-                <w:lang w:val="en-US"/>
-              </w:rPr>
-            </w:pPr>
-            <w:r>
-              <w:rPr>
-                <w:rFonts w:ascii="Times New Roman" w:hAnsi="Times New Roman" w:cs="Times New Roman"/>
-                <w:sz w:val="26"/>
-                <w:szCs w:val="26"/>
-                <w:lang w:val="en-US"/>
-              </w:rPr>
-              <w:t>tối_cao (0.3213)</w:t>
+              <w:jc w:val="both"/>
+              <w:rPr>
+                <w:rFonts w:ascii="Times New Roman" w:hAnsi="Times New Roman" w:cs="Times New Roman"/>
+                <w:sz w:val="20"/>
+                <w:szCs w:val="20"/>
+                <w:lang w:val="en-US"/>
+              </w:rPr>
+            </w:pPr>
+            <w:r>
+              <w:rPr>
+                <w:rFonts w:ascii="Times New Roman" w:hAnsi="Times New Roman" w:cs="Times New Roman"/>
+                <w:sz w:val="20"/>
+                <w:szCs w:val="20"/>
+                <w:lang w:val="en-US"/>
+              </w:rPr>
+              <w:t>hệ_thống (0.8280)</w:t>
             </w:r>
           </w:p>
         </w:tc>
@@ -2315,20 +2191,19 @@
           </w:tcPr>
           <w:p>
             <w:pPr>
-              <w:pStyle w:val="ListParagraph"/>
-              <w:jc w:val="both"/>
-              <w:rPr>
-                <w:rFonts w:ascii="Times New Roman" w:hAnsi="Times New Roman" w:cs="Times New Roman"/>
-                <w:sz w:val="26"/>
-                <w:szCs w:val="26"/>
-                <w:lang w:val="en-US"/>
-              </w:rPr>
-            </w:pPr>
-            <w:r>
-              <w:rPr>
-                <w:rFonts w:ascii="Times New Roman" w:hAnsi="Times New Roman" w:cs="Times New Roman"/>
-                <w:sz w:val="26"/>
-                <w:szCs w:val="26"/>
+              <w:jc w:val="both"/>
+              <w:rPr>
+                <w:rFonts w:ascii="Times New Roman" w:hAnsi="Times New Roman" w:cs="Times New Roman"/>
+                <w:sz w:val="20"/>
+                <w:szCs w:val="20"/>
+                <w:lang w:val="en-US"/>
+              </w:rPr>
+            </w:pPr>
+            <w:r>
+              <w:rPr>
+                <w:rFonts w:ascii="Times New Roman" w:hAnsi="Times New Roman" w:cs="Times New Roman"/>
+                <w:sz w:val="20"/>
+                <w:szCs w:val="20"/>
                 <w:lang w:val="en-US"/>
               </w:rPr>
               <w:t>3</w:t>
@@ -2353,20 +2228,19 @@
           </w:tcPr>
           <w:p>
             <w:pPr>
-              <w:pStyle w:val="ListParagraph"/>
-              <w:jc w:val="both"/>
-              <w:rPr>
-                <w:rFonts w:ascii="Times New Roman" w:hAnsi="Times New Roman" w:cs="Times New Roman"/>
-                <w:sz w:val="26"/>
-                <w:szCs w:val="26"/>
-                <w:lang w:val="en-US"/>
-              </w:rPr>
-            </w:pPr>
-            <w:r>
-              <w:rPr>
-                <w:rFonts w:ascii="Times New Roman" w:hAnsi="Times New Roman" w:cs="Times New Roman"/>
-                <w:sz w:val="26"/>
-                <w:szCs w:val="26"/>
+              <w:jc w:val="both"/>
+              <w:rPr>
+                <w:rFonts w:ascii="Times New Roman" w:hAnsi="Times New Roman" w:cs="Times New Roman"/>
+                <w:sz w:val="20"/>
+                <w:szCs w:val="20"/>
+                <w:lang w:val="en-US"/>
+              </w:rPr>
+            </w:pPr>
+            <w:r>
+              <w:rPr>
+                <w:rFonts w:ascii="Times New Roman" w:hAnsi="Times New Roman" w:cs="Times New Roman"/>
+                <w:sz w:val="20"/>
+                <w:szCs w:val="20"/>
                 <w:lang w:val="en-US"/>
               </w:rPr>
               <w:t>cho_phép (7.0)</w:t>
@@ -2391,23 +2265,22 @@
           </w:tcPr>
           <w:p>
             <w:pPr>
-              <w:pStyle w:val="ListParagraph"/>
-              <w:jc w:val="both"/>
-              <w:rPr>
-                <w:rFonts w:ascii="Times New Roman" w:hAnsi="Times New Roman" w:cs="Times New Roman"/>
-                <w:sz w:val="26"/>
-                <w:szCs w:val="26"/>
-                <w:lang w:val="en-US"/>
-              </w:rPr>
-            </w:pPr>
-            <w:r>
-              <w:rPr>
-                <w:rFonts w:ascii="Times New Roman" w:hAnsi="Times New Roman" w:cs="Times New Roman"/>
-                <w:sz w:val="26"/>
-                <w:szCs w:val="26"/>
-                <w:lang w:val="en-US"/>
-              </w:rPr>
-              <w:t>bất_cứ (0.3021)</w:t>
+              <w:jc w:val="both"/>
+              <w:rPr>
+                <w:rFonts w:ascii="Times New Roman" w:hAnsi="Times New Roman" w:cs="Times New Roman"/>
+                <w:sz w:val="20"/>
+                <w:szCs w:val="20"/>
+                <w:lang w:val="en-US"/>
+              </w:rPr>
+            </w:pPr>
+            <w:r>
+              <w:rPr>
+                <w:rFonts w:ascii="Times New Roman" w:hAnsi="Times New Roman" w:cs="Times New Roman"/>
+                <w:sz w:val="20"/>
+                <w:szCs w:val="20"/>
+                <w:lang w:val="en-US"/>
+              </w:rPr>
+              <w:t>rác (0.8095)</w:t>
             </w:r>
           </w:p>
         </w:tc>
@@ -2431,20 +2304,19 @@
           </w:tcPr>
           <w:p>
             <w:pPr>
-              <w:pStyle w:val="ListParagraph"/>
-              <w:jc w:val="both"/>
-              <w:rPr>
-                <w:rFonts w:ascii="Times New Roman" w:hAnsi="Times New Roman" w:cs="Times New Roman"/>
-                <w:sz w:val="26"/>
-                <w:szCs w:val="26"/>
-                <w:lang w:val="en-US"/>
-              </w:rPr>
-            </w:pPr>
-            <w:r>
-              <w:rPr>
-                <w:rFonts w:ascii="Times New Roman" w:hAnsi="Times New Roman" w:cs="Times New Roman"/>
-                <w:sz w:val="26"/>
-                <w:szCs w:val="26"/>
+              <w:jc w:val="both"/>
+              <w:rPr>
+                <w:rFonts w:ascii="Times New Roman" w:hAnsi="Times New Roman" w:cs="Times New Roman"/>
+                <w:sz w:val="20"/>
+                <w:szCs w:val="20"/>
+                <w:lang w:val="en-US"/>
+              </w:rPr>
+            </w:pPr>
+            <w:r>
+              <w:rPr>
+                <w:rFonts w:ascii="Times New Roman" w:hAnsi="Times New Roman" w:cs="Times New Roman"/>
+                <w:sz w:val="20"/>
+                <w:szCs w:val="20"/>
                 <w:lang w:val="en-US"/>
               </w:rPr>
               <w:t>4</w:t>
@@ -2469,20 +2341,19 @@
           </w:tcPr>
           <w:p>
             <w:pPr>
-              <w:pStyle w:val="ListParagraph"/>
-              <w:jc w:val="both"/>
-              <w:rPr>
-                <w:rFonts w:ascii="Times New Roman" w:hAnsi="Times New Roman" w:cs="Times New Roman"/>
-                <w:sz w:val="26"/>
-                <w:szCs w:val="26"/>
-                <w:lang w:val="en-US"/>
-              </w:rPr>
-            </w:pPr>
-            <w:r>
-              <w:rPr>
-                <w:rFonts w:ascii="Times New Roman" w:hAnsi="Times New Roman" w:cs="Times New Roman"/>
-                <w:sz w:val="26"/>
-                <w:szCs w:val="26"/>
+              <w:jc w:val="both"/>
+              <w:rPr>
+                <w:rFonts w:ascii="Times New Roman" w:hAnsi="Times New Roman" w:cs="Times New Roman"/>
+                <w:sz w:val="20"/>
+                <w:szCs w:val="20"/>
+                <w:lang w:val="en-US"/>
+              </w:rPr>
+            </w:pPr>
+            <w:r>
+              <w:rPr>
+                <w:rFonts w:ascii="Times New Roman" w:hAnsi="Times New Roman" w:cs="Times New Roman"/>
+                <w:sz w:val="20"/>
+                <w:szCs w:val="20"/>
                 <w:lang w:val="en-US"/>
               </w:rPr>
               <w:t>cài_đặt (7.0)</w:t>
@@ -2507,23 +2378,22 @@
           </w:tcPr>
           <w:p>
             <w:pPr>
-              <w:pStyle w:val="ListParagraph"/>
-              <w:jc w:val="both"/>
-              <w:rPr>
-                <w:rFonts w:ascii="Times New Roman" w:hAnsi="Times New Roman" w:cs="Times New Roman"/>
-                <w:sz w:val="26"/>
-                <w:szCs w:val="26"/>
-                <w:lang w:val="en-US"/>
-              </w:rPr>
-            </w:pPr>
-            <w:r>
-              <w:rPr>
-                <w:rFonts w:ascii="Times New Roman" w:hAnsi="Times New Roman" w:cs="Times New Roman"/>
-                <w:sz w:val="26"/>
-                <w:szCs w:val="26"/>
-                <w:lang w:val="en-US"/>
-              </w:rPr>
-              <w:t>tính_năng (0.2854)</w:t>
+              <w:jc w:val="both"/>
+              <w:rPr>
+                <w:rFonts w:ascii="Times New Roman" w:hAnsi="Times New Roman" w:cs="Times New Roman"/>
+                <w:sz w:val="20"/>
+                <w:szCs w:val="20"/>
+                <w:lang w:val="en-US"/>
+              </w:rPr>
+            </w:pPr>
+            <w:r>
+              <w:rPr>
+                <w:rFonts w:ascii="Times New Roman" w:hAnsi="Times New Roman" w:cs="Times New Roman"/>
+                <w:sz w:val="20"/>
+                <w:szCs w:val="20"/>
+                <w:lang w:val="en-US"/>
+              </w:rPr>
+              <w:t>đầy_đủ (0.7826)</w:t>
             </w:r>
           </w:p>
         </w:tc>
@@ -2547,20 +2417,19 @@
           </w:tcPr>
           <w:p>
             <w:pPr>
-              <w:pStyle w:val="ListParagraph"/>
-              <w:jc w:val="both"/>
-              <w:rPr>
-                <w:rFonts w:ascii="Times New Roman" w:hAnsi="Times New Roman" w:cs="Times New Roman"/>
-                <w:sz w:val="26"/>
-                <w:szCs w:val="26"/>
-                <w:lang w:val="en-US"/>
-              </w:rPr>
-            </w:pPr>
-            <w:r>
-              <w:rPr>
-                <w:rFonts w:ascii="Times New Roman" w:hAnsi="Times New Roman" w:cs="Times New Roman"/>
-                <w:sz w:val="26"/>
-                <w:szCs w:val="26"/>
+              <w:jc w:val="both"/>
+              <w:rPr>
+                <w:rFonts w:ascii="Times New Roman" w:hAnsi="Times New Roman" w:cs="Times New Roman"/>
+                <w:sz w:val="20"/>
+                <w:szCs w:val="20"/>
+                <w:lang w:val="en-US"/>
+              </w:rPr>
+            </w:pPr>
+            <w:r>
+              <w:rPr>
+                <w:rFonts w:ascii="Times New Roman" w:hAnsi="Times New Roman" w:cs="Times New Roman"/>
+                <w:sz w:val="20"/>
+                <w:szCs w:val="20"/>
                 <w:lang w:val="en-US"/>
               </w:rPr>
               <w:t>5</w:t>
@@ -2585,20 +2454,19 @@
           </w:tcPr>
           <w:p>
             <w:pPr>
-              <w:pStyle w:val="ListParagraph"/>
-              <w:jc w:val="both"/>
-              <w:rPr>
-                <w:rFonts w:ascii="Times New Roman" w:hAnsi="Times New Roman" w:cs="Times New Roman"/>
-                <w:sz w:val="26"/>
-                <w:szCs w:val="26"/>
-                <w:lang w:val="en-US"/>
-              </w:rPr>
-            </w:pPr>
-            <w:r>
-              <w:rPr>
-                <w:rFonts w:ascii="Times New Roman" w:hAnsi="Times New Roman" w:cs="Times New Roman"/>
-                <w:sz w:val="26"/>
-                <w:szCs w:val="26"/>
+              <w:jc w:val="both"/>
+              <w:rPr>
+                <w:rFonts w:ascii="Times New Roman" w:hAnsi="Times New Roman" w:cs="Times New Roman"/>
+                <w:sz w:val="20"/>
+                <w:szCs w:val="20"/>
+                <w:lang w:val="en-US"/>
+              </w:rPr>
+            </w:pPr>
+            <w:r>
+              <w:rPr>
+                <w:rFonts w:ascii="Times New Roman" w:hAnsi="Times New Roman" w:cs="Times New Roman"/>
+                <w:sz w:val="20"/>
+                <w:szCs w:val="20"/>
                 <w:lang w:val="en-US"/>
               </w:rPr>
               <w:t>quá_trình (6.0)</w:t>
@@ -2623,23 +2491,22 @@
           </w:tcPr>
           <w:p>
             <w:pPr>
-              <w:pStyle w:val="ListParagraph"/>
-              <w:jc w:val="both"/>
-              <w:rPr>
-                <w:rFonts w:ascii="Times New Roman" w:hAnsi="Times New Roman" w:cs="Times New Roman"/>
-                <w:sz w:val="26"/>
-                <w:szCs w:val="26"/>
-                <w:lang w:val="en-US"/>
-              </w:rPr>
-            </w:pPr>
-            <w:r>
-              <w:rPr>
-                <w:rFonts w:ascii="Times New Roman" w:hAnsi="Times New Roman" w:cs="Times New Roman"/>
-                <w:sz w:val="26"/>
-                <w:szCs w:val="26"/>
-                <w:lang w:val="en-US"/>
-              </w:rPr>
-              <w:t>máy_bay (0.2850)</w:t>
+              <w:jc w:val="both"/>
+              <w:rPr>
+                <w:rFonts w:ascii="Times New Roman" w:hAnsi="Times New Roman" w:cs="Times New Roman"/>
+                <w:sz w:val="20"/>
+                <w:szCs w:val="20"/>
+                <w:lang w:val="en-US"/>
+              </w:rPr>
+            </w:pPr>
+            <w:r>
+              <w:rPr>
+                <w:rFonts w:ascii="Times New Roman" w:hAnsi="Times New Roman" w:cs="Times New Roman"/>
+                <w:sz w:val="20"/>
+                <w:szCs w:val="20"/>
+                <w:lang w:val="en-US"/>
+              </w:rPr>
+              <w:t>chức_năng (0.7771)</w:t>
             </w:r>
           </w:p>
         </w:tc>
@@ -2663,20 +2530,19 @@
           </w:tcPr>
           <w:p>
             <w:pPr>
-              <w:pStyle w:val="ListParagraph"/>
-              <w:jc w:val="both"/>
-              <w:rPr>
-                <w:rFonts w:ascii="Times New Roman" w:hAnsi="Times New Roman" w:cs="Times New Roman"/>
-                <w:sz w:val="26"/>
-                <w:szCs w:val="26"/>
-                <w:lang w:val="en-US"/>
-              </w:rPr>
-            </w:pPr>
-            <w:r>
-              <w:rPr>
-                <w:rFonts w:ascii="Times New Roman" w:hAnsi="Times New Roman" w:cs="Times New Roman"/>
-                <w:sz w:val="26"/>
-                <w:szCs w:val="26"/>
+              <w:jc w:val="both"/>
+              <w:rPr>
+                <w:rFonts w:ascii="Times New Roman" w:hAnsi="Times New Roman" w:cs="Times New Roman"/>
+                <w:sz w:val="20"/>
+                <w:szCs w:val="20"/>
+                <w:lang w:val="en-US"/>
+              </w:rPr>
+            </w:pPr>
+            <w:r>
+              <w:rPr>
+                <w:rFonts w:ascii="Times New Roman" w:hAnsi="Times New Roman" w:cs="Times New Roman"/>
+                <w:sz w:val="20"/>
+                <w:szCs w:val="20"/>
                 <w:lang w:val="en-US"/>
               </w:rPr>
               <w:t>6</w:t>
@@ -2701,20 +2567,19 @@
           </w:tcPr>
           <w:p>
             <w:pPr>
-              <w:pStyle w:val="ListParagraph"/>
-              <w:jc w:val="both"/>
-              <w:rPr>
-                <w:rFonts w:ascii="Times New Roman" w:hAnsi="Times New Roman" w:cs="Times New Roman"/>
-                <w:sz w:val="26"/>
-                <w:szCs w:val="26"/>
-                <w:lang w:val="en-US"/>
-              </w:rPr>
-            </w:pPr>
-            <w:r>
-              <w:rPr>
-                <w:rFonts w:ascii="Times New Roman" w:hAnsi="Times New Roman" w:cs="Times New Roman"/>
-                <w:sz w:val="26"/>
-                <w:szCs w:val="26"/>
+              <w:jc w:val="both"/>
+              <w:rPr>
+                <w:rFonts w:ascii="Times New Roman" w:hAnsi="Times New Roman" w:cs="Times New Roman"/>
+                <w:sz w:val="20"/>
+                <w:szCs w:val="20"/>
+                <w:lang w:val="en-US"/>
+              </w:rPr>
+            </w:pPr>
+            <w:r>
+              <w:rPr>
+                <w:rFonts w:ascii="Times New Roman" w:hAnsi="Times New Roman" w:cs="Times New Roman"/>
+                <w:sz w:val="20"/>
+                <w:szCs w:val="20"/>
                 <w:lang w:val="en-US"/>
               </w:rPr>
               <w:t>file (6.0)</w:t>
@@ -2739,23 +2604,22 @@
           </w:tcPr>
           <w:p>
             <w:pPr>
-              <w:pStyle w:val="ListParagraph"/>
-              <w:jc w:val="both"/>
-              <w:rPr>
-                <w:rFonts w:ascii="Times New Roman" w:hAnsi="Times New Roman" w:cs="Times New Roman"/>
-                <w:sz w:val="26"/>
-                <w:szCs w:val="26"/>
-                <w:lang w:val="en-US"/>
-              </w:rPr>
-            </w:pPr>
-            <w:r>
-              <w:rPr>
-                <w:rFonts w:ascii="Times New Roman" w:hAnsi="Times New Roman" w:cs="Times New Roman"/>
-                <w:sz w:val="26"/>
-                <w:szCs w:val="26"/>
-                <w:lang w:val="en-US"/>
-              </w:rPr>
-              <w:t>đáp (0.2824)</w:t>
+              <w:jc w:val="both"/>
+              <w:rPr>
+                <w:rFonts w:ascii="Times New Roman" w:hAnsi="Times New Roman" w:cs="Times New Roman"/>
+                <w:sz w:val="20"/>
+                <w:szCs w:val="20"/>
+                <w:lang w:val="en-US"/>
+              </w:rPr>
+            </w:pPr>
+            <w:r>
+              <w:rPr>
+                <w:rFonts w:ascii="Times New Roman" w:hAnsi="Times New Roman" w:cs="Times New Roman"/>
+                <w:sz w:val="20"/>
+                <w:szCs w:val="20"/>
+                <w:lang w:val="en-US"/>
+              </w:rPr>
+              <w:t>khởi_động (0.7336)</w:t>
             </w:r>
           </w:p>
         </w:tc>
@@ -2779,20 +2643,19 @@
           </w:tcPr>
           <w:p>
             <w:pPr>
-              <w:pStyle w:val="ListParagraph"/>
-              <w:jc w:val="both"/>
-              <w:rPr>
-                <w:rFonts w:ascii="Times New Roman" w:hAnsi="Times New Roman" w:cs="Times New Roman"/>
-                <w:sz w:val="26"/>
-                <w:szCs w:val="26"/>
-                <w:lang w:val="en-US"/>
-              </w:rPr>
-            </w:pPr>
-            <w:r>
-              <w:rPr>
-                <w:rFonts w:ascii="Times New Roman" w:hAnsi="Times New Roman" w:cs="Times New Roman"/>
-                <w:sz w:val="26"/>
-                <w:szCs w:val="26"/>
+              <w:jc w:val="both"/>
+              <w:rPr>
+                <w:rFonts w:ascii="Times New Roman" w:hAnsi="Times New Roman" w:cs="Times New Roman"/>
+                <w:sz w:val="20"/>
+                <w:szCs w:val="20"/>
+                <w:lang w:val="en-US"/>
+              </w:rPr>
+            </w:pPr>
+            <w:r>
+              <w:rPr>
+                <w:rFonts w:ascii="Times New Roman" w:hAnsi="Times New Roman" w:cs="Times New Roman"/>
+                <w:sz w:val="20"/>
+                <w:szCs w:val="20"/>
                 <w:lang w:val="en-US"/>
               </w:rPr>
               <w:t>7</w:t>
@@ -2817,20 +2680,19 @@
           </w:tcPr>
           <w:p>
             <w:pPr>
-              <w:pStyle w:val="ListParagraph"/>
-              <w:jc w:val="both"/>
-              <w:rPr>
-                <w:rFonts w:ascii="Times New Roman" w:hAnsi="Times New Roman" w:cs="Times New Roman"/>
-                <w:sz w:val="26"/>
-                <w:szCs w:val="26"/>
-                <w:lang w:val="en-US"/>
-              </w:rPr>
-            </w:pPr>
-            <w:r>
-              <w:rPr>
-                <w:rFonts w:ascii="Times New Roman" w:hAnsi="Times New Roman" w:cs="Times New Roman"/>
-                <w:sz w:val="26"/>
-                <w:szCs w:val="26"/>
+              <w:jc w:val="both"/>
+              <w:rPr>
+                <w:rFonts w:ascii="Times New Roman" w:hAnsi="Times New Roman" w:cs="Times New Roman"/>
+                <w:sz w:val="20"/>
+                <w:szCs w:val="20"/>
+                <w:lang w:val="en-US"/>
+              </w:rPr>
+            </w:pPr>
+            <w:r>
+              <w:rPr>
+                <w:rFonts w:ascii="Times New Roman" w:hAnsi="Times New Roman" w:cs="Times New Roman"/>
+                <w:sz w:val="20"/>
+                <w:szCs w:val="20"/>
                 <w:lang w:val="en-US"/>
               </w:rPr>
               <w:t>windows (6.0)</w:t>
@@ -2855,23 +2717,22 @@
           </w:tcPr>
           <w:p>
             <w:pPr>
-              <w:pStyle w:val="ListParagraph"/>
-              <w:jc w:val="both"/>
-              <w:rPr>
-                <w:rFonts w:ascii="Times New Roman" w:hAnsi="Times New Roman" w:cs="Times New Roman"/>
-                <w:sz w:val="26"/>
-                <w:szCs w:val="26"/>
-                <w:lang w:val="en-US"/>
-              </w:rPr>
-            </w:pPr>
-            <w:r>
-              <w:rPr>
-                <w:rFonts w:ascii="Times New Roman" w:hAnsi="Times New Roman" w:cs="Times New Roman"/>
-                <w:sz w:val="26"/>
-                <w:szCs w:val="26"/>
-                <w:lang w:val="en-US"/>
-              </w:rPr>
-              <w:t>dự_kiến (0.2801)</w:t>
+              <w:jc w:val="both"/>
+              <w:rPr>
+                <w:rFonts w:ascii="Times New Roman" w:hAnsi="Times New Roman" w:cs="Times New Roman"/>
+                <w:sz w:val="20"/>
+                <w:szCs w:val="20"/>
+                <w:lang w:val="en-US"/>
+              </w:rPr>
+            </w:pPr>
+            <w:r>
+              <w:rPr>
+                <w:rFonts w:ascii="Times New Roman" w:hAnsi="Times New Roman" w:cs="Times New Roman"/>
+                <w:sz w:val="20"/>
+                <w:szCs w:val="20"/>
+                <w:lang w:val="en-US"/>
+              </w:rPr>
+              <w:t>file (0.7109)</w:t>
             </w:r>
           </w:p>
         </w:tc>
@@ -2895,20 +2756,19 @@
           </w:tcPr>
           <w:p>
             <w:pPr>
-              <w:pStyle w:val="ListParagraph"/>
-              <w:jc w:val="both"/>
-              <w:rPr>
-                <w:rFonts w:ascii="Times New Roman" w:hAnsi="Times New Roman" w:cs="Times New Roman"/>
-                <w:sz w:val="26"/>
-                <w:szCs w:val="26"/>
-                <w:lang w:val="en-US"/>
-              </w:rPr>
-            </w:pPr>
-            <w:r>
-              <w:rPr>
-                <w:rFonts w:ascii="Times New Roman" w:hAnsi="Times New Roman" w:cs="Times New Roman"/>
-                <w:sz w:val="26"/>
-                <w:szCs w:val="26"/>
+              <w:jc w:val="both"/>
+              <w:rPr>
+                <w:rFonts w:ascii="Times New Roman" w:hAnsi="Times New Roman" w:cs="Times New Roman"/>
+                <w:sz w:val="20"/>
+                <w:szCs w:val="20"/>
+                <w:lang w:val="en-US"/>
+              </w:rPr>
+            </w:pPr>
+            <w:r>
+              <w:rPr>
+                <w:rFonts w:ascii="Times New Roman" w:hAnsi="Times New Roman" w:cs="Times New Roman"/>
+                <w:sz w:val="20"/>
+                <w:szCs w:val="20"/>
                 <w:lang w:val="en-US"/>
               </w:rPr>
               <w:t>8</w:t>
@@ -2933,20 +2793,19 @@
           </w:tcPr>
           <w:p>
             <w:pPr>
-              <w:pStyle w:val="ListParagraph"/>
-              <w:jc w:val="both"/>
-              <w:rPr>
-                <w:rFonts w:ascii="Times New Roman" w:hAnsi="Times New Roman" w:cs="Times New Roman"/>
-                <w:sz w:val="26"/>
-                <w:szCs w:val="26"/>
-                <w:lang w:val="en-US"/>
-              </w:rPr>
-            </w:pPr>
-            <w:r>
-              <w:rPr>
-                <w:rFonts w:ascii="Times New Roman" w:hAnsi="Times New Roman" w:cs="Times New Roman"/>
-                <w:sz w:val="26"/>
-                <w:szCs w:val="26"/>
+              <w:jc w:val="both"/>
+              <w:rPr>
+                <w:rFonts w:ascii="Times New Roman" w:hAnsi="Times New Roman" w:cs="Times New Roman"/>
+                <w:sz w:val="20"/>
+                <w:szCs w:val="20"/>
+                <w:lang w:val="en-US"/>
+              </w:rPr>
+            </w:pPr>
+            <w:r>
+              <w:rPr>
+                <w:rFonts w:ascii="Times New Roman" w:hAnsi="Times New Roman" w:cs="Times New Roman"/>
+                <w:sz w:val="20"/>
+                <w:szCs w:val="20"/>
                 <w:lang w:val="en-US"/>
               </w:rPr>
               <w:t>gỡ (6.0)</w:t>
@@ -2971,23 +2830,22 @@
           </w:tcPr>
           <w:p>
             <w:pPr>
-              <w:pStyle w:val="ListParagraph"/>
-              <w:jc w:val="both"/>
-              <w:rPr>
-                <w:rFonts w:ascii="Times New Roman" w:hAnsi="Times New Roman" w:cs="Times New Roman"/>
-                <w:sz w:val="26"/>
-                <w:szCs w:val="26"/>
-                <w:lang w:val="en-US"/>
-              </w:rPr>
-            </w:pPr>
-            <w:r>
-              <w:rPr>
-                <w:rFonts w:ascii="Times New Roman" w:hAnsi="Times New Roman" w:cs="Times New Roman"/>
-                <w:sz w:val="26"/>
-                <w:szCs w:val="26"/>
-                <w:lang w:val="en-US"/>
-              </w:rPr>
-              <w:t>remove_program (0.2736)</w:t>
+              <w:jc w:val="both"/>
+              <w:rPr>
+                <w:rFonts w:ascii="Times New Roman" w:hAnsi="Times New Roman" w:cs="Times New Roman"/>
+                <w:sz w:val="20"/>
+                <w:szCs w:val="20"/>
+                <w:lang w:val="en-US"/>
+              </w:rPr>
+            </w:pPr>
+            <w:r>
+              <w:rPr>
+                <w:rFonts w:ascii="Times New Roman" w:hAnsi="Times New Roman" w:cs="Times New Roman"/>
+                <w:sz w:val="20"/>
+                <w:szCs w:val="20"/>
+                <w:lang w:val="en-US"/>
+              </w:rPr>
+              <w:t>sót (0.7019)</w:t>
             </w:r>
           </w:p>
         </w:tc>
@@ -3011,20 +2869,19 @@
           </w:tcPr>
           <w:p>
             <w:pPr>
-              <w:pStyle w:val="ListParagraph"/>
-              <w:jc w:val="both"/>
-              <w:rPr>
-                <w:rFonts w:ascii="Times New Roman" w:hAnsi="Times New Roman" w:cs="Times New Roman"/>
-                <w:sz w:val="26"/>
-                <w:szCs w:val="26"/>
-                <w:lang w:val="en-US"/>
-              </w:rPr>
-            </w:pPr>
-            <w:r>
-              <w:rPr>
-                <w:rFonts w:ascii="Times New Roman" w:hAnsi="Times New Roman" w:cs="Times New Roman"/>
-                <w:sz w:val="26"/>
-                <w:szCs w:val="26"/>
+              <w:jc w:val="both"/>
+              <w:rPr>
+                <w:rFonts w:ascii="Times New Roman" w:hAnsi="Times New Roman" w:cs="Times New Roman"/>
+                <w:sz w:val="20"/>
+                <w:szCs w:val="20"/>
+                <w:lang w:val="en-US"/>
+              </w:rPr>
+            </w:pPr>
+            <w:r>
+              <w:rPr>
+                <w:rFonts w:ascii="Times New Roman" w:hAnsi="Times New Roman" w:cs="Times New Roman"/>
+                <w:sz w:val="20"/>
+                <w:szCs w:val="20"/>
                 <w:lang w:val="en-US"/>
               </w:rPr>
               <w:t>9</w:t>
@@ -3049,20 +2906,19 @@
           </w:tcPr>
           <w:p>
             <w:pPr>
-              <w:pStyle w:val="ListParagraph"/>
-              <w:jc w:val="both"/>
-              <w:rPr>
-                <w:rFonts w:ascii="Times New Roman" w:hAnsi="Times New Roman" w:cs="Times New Roman"/>
-                <w:sz w:val="26"/>
-                <w:szCs w:val="26"/>
-                <w:lang w:val="en-US"/>
-              </w:rPr>
-            </w:pPr>
-            <w:r>
-              <w:rPr>
-                <w:rFonts w:ascii="Times New Roman" w:hAnsi="Times New Roman" w:cs="Times New Roman"/>
-                <w:sz w:val="26"/>
-                <w:szCs w:val="26"/>
+              <w:jc w:val="both"/>
+              <w:rPr>
+                <w:rFonts w:ascii="Times New Roman" w:hAnsi="Times New Roman" w:cs="Times New Roman"/>
+                <w:sz w:val="20"/>
+                <w:szCs w:val="20"/>
+                <w:lang w:val="en-US"/>
+              </w:rPr>
+            </w:pPr>
+            <w:r>
+              <w:rPr>
+                <w:rFonts w:ascii="Times New Roman" w:hAnsi="Times New Roman" w:cs="Times New Roman"/>
+                <w:sz w:val="20"/>
+                <w:szCs w:val="20"/>
                 <w:lang w:val="en-US"/>
               </w:rPr>
               <w:t>quét (5.0)</w:t>
@@ -3087,23 +2943,22 @@
           </w:tcPr>
           <w:p>
             <w:pPr>
-              <w:pStyle w:val="ListParagraph"/>
-              <w:jc w:val="both"/>
-              <w:rPr>
-                <w:rFonts w:ascii="Times New Roman" w:hAnsi="Times New Roman" w:cs="Times New Roman"/>
-                <w:sz w:val="26"/>
-                <w:szCs w:val="26"/>
-                <w:lang w:val="en-US"/>
-              </w:rPr>
-            </w:pPr>
-            <w:r>
-              <w:rPr>
-                <w:rFonts w:ascii="Times New Roman" w:hAnsi="Times New Roman" w:cs="Times New Roman"/>
-                <w:sz w:val="26"/>
-                <w:szCs w:val="26"/>
-                <w:lang w:val="en-US"/>
-              </w:rPr>
-              <w:t>chức_năng (0.2724)</w:t>
+              <w:jc w:val="both"/>
+              <w:rPr>
+                <w:rFonts w:ascii="Times New Roman" w:hAnsi="Times New Roman" w:cs="Times New Roman"/>
+                <w:sz w:val="20"/>
+                <w:szCs w:val="20"/>
+                <w:lang w:val="en-US"/>
+              </w:rPr>
+            </w:pPr>
+            <w:r>
+              <w:rPr>
+                <w:rFonts w:ascii="Times New Roman" w:hAnsi="Times New Roman" w:cs="Times New Roman"/>
+                <w:sz w:val="20"/>
+                <w:szCs w:val="20"/>
+                <w:lang w:val="en-US"/>
+              </w:rPr>
+              <w:t>trở_nên (0.7003)</w:t>
             </w:r>
           </w:p>
         </w:tc>
@@ -3127,23 +2982,21 @@
           </w:tcPr>
           <w:p>
             <w:pPr>
-              <w:pStyle w:val="ListParagraph"/>
-              <w:jc w:val="both"/>
-              <w:rPr>
-                <w:rFonts w:ascii="Times New Roman" w:hAnsi="Times New Roman" w:cs="Times New Roman"/>
-                <w:sz w:val="26"/>
-                <w:szCs w:val="26"/>
-                <w:lang w:val="en-US"/>
-              </w:rPr>
-            </w:pPr>
-            <w:r>
-              <w:rPr>
-                <w:rFonts w:ascii="Times New Roman" w:hAnsi="Times New Roman" w:cs="Times New Roman"/>
-                <w:sz w:val="26"/>
-                <w:szCs w:val="26"/>
-                <w:lang w:val="en-US"/>
-              </w:rPr>
-              <w:lastRenderedPageBreak/>
+              <w:jc w:val="both"/>
+              <w:rPr>
+                <w:rFonts w:ascii="Times New Roman" w:hAnsi="Times New Roman" w:cs="Times New Roman"/>
+                <w:sz w:val="20"/>
+                <w:szCs w:val="20"/>
+                <w:lang w:val="en-US"/>
+              </w:rPr>
+            </w:pPr>
+            <w:r>
+              <w:rPr>
+                <w:rFonts w:ascii="Times New Roman" w:hAnsi="Times New Roman" w:cs="Times New Roman"/>
+                <w:sz w:val="20"/>
+                <w:szCs w:val="20"/>
+                <w:lang w:val="en-US"/>
+              </w:rPr>
               <w:t>10</w:t>
             </w:r>
           </w:p>
@@ -3166,20 +3019,19 @@
           </w:tcPr>
           <w:p>
             <w:pPr>
-              <w:pStyle w:val="ListParagraph"/>
-              <w:jc w:val="both"/>
-              <w:rPr>
-                <w:rFonts w:ascii="Times New Roman" w:hAnsi="Times New Roman" w:cs="Times New Roman"/>
-                <w:sz w:val="26"/>
-                <w:szCs w:val="26"/>
-                <w:lang w:val="en-US"/>
-              </w:rPr>
-            </w:pPr>
-            <w:r>
-              <w:rPr>
-                <w:rFonts w:ascii="Times New Roman" w:hAnsi="Times New Roman" w:cs="Times New Roman"/>
-                <w:sz w:val="26"/>
-                <w:szCs w:val="26"/>
+              <w:jc w:val="both"/>
+              <w:rPr>
+                <w:rFonts w:ascii="Times New Roman" w:hAnsi="Times New Roman" w:cs="Times New Roman"/>
+                <w:sz w:val="20"/>
+                <w:szCs w:val="20"/>
+                <w:lang w:val="en-US"/>
+              </w:rPr>
+            </w:pPr>
+            <w:r>
+              <w:rPr>
+                <w:rFonts w:ascii="Times New Roman" w:hAnsi="Times New Roman" w:cs="Times New Roman"/>
+                <w:sz w:val="20"/>
+                <w:szCs w:val="20"/>
                 <w:lang w:val="en-US"/>
               </w:rPr>
               <w:t>miễn_phí (5.0)</w:t>
@@ -3204,23 +3056,22 @@
           </w:tcPr>
           <w:p>
             <w:pPr>
-              <w:pStyle w:val="ListParagraph"/>
-              <w:jc w:val="both"/>
-              <w:rPr>
-                <w:rFonts w:ascii="Times New Roman" w:hAnsi="Times New Roman" w:cs="Times New Roman"/>
-                <w:sz w:val="26"/>
-                <w:szCs w:val="26"/>
-                <w:lang w:val="en-US"/>
-              </w:rPr>
-            </w:pPr>
-            <w:r>
-              <w:rPr>
-                <w:rFonts w:ascii="Times New Roman" w:hAnsi="Times New Roman" w:cs="Times New Roman"/>
-                <w:sz w:val="26"/>
-                <w:szCs w:val="26"/>
-                <w:lang w:val="en-US"/>
-              </w:rPr>
-              <w:t>dọn_dẹp (0.2678)</w:t>
+              <w:jc w:val="both"/>
+              <w:rPr>
+                <w:rFonts w:ascii="Times New Roman" w:hAnsi="Times New Roman" w:cs="Times New Roman"/>
+                <w:sz w:val="20"/>
+                <w:szCs w:val="20"/>
+                <w:lang w:val="en-US"/>
+              </w:rPr>
+            </w:pPr>
+            <w:r>
+              <w:rPr>
+                <w:rFonts w:ascii="Times New Roman" w:hAnsi="Times New Roman" w:cs="Times New Roman"/>
+                <w:sz w:val="20"/>
+                <w:szCs w:val="20"/>
+                <w:lang w:val="en-US"/>
+              </w:rPr>
+              <w:t>cho_phép (0.6970)</w:t>
             </w:r>
           </w:p>
         </w:tc>
@@ -3228,12 +3079,11 @@
     </w:tbl>
     <w:p>
       <w:pPr>
-        <w:pStyle w:val="ListParagraph"/>
         <w:jc w:val="both"/>
         <w:rPr>
           <w:rFonts w:ascii="Times New Roman" w:hAnsi="Times New Roman" w:cs="Times New Roman"/>
-          <w:sz w:val="26"/>
-          <w:szCs w:val="26"/>
+          <w:sz w:val="20"/>
+          <w:szCs w:val="20"/>
           <w:lang w:val="en-US"/>
         </w:rPr>
       </w:pPr>

--- a/thuc_hanh_03/BAO_CAO_BaiThucHanh_TKTT_Buoi_3.docx
+++ b/thuc_hanh_03/BAO_CAO_BaiThucHanh_TKTT_Buoi_3.docx
@@ -437,10 +437,1550 @@
     </w:p>
     <w:p>
       <w:pPr>
-        <w:pStyle w:val="ListParagraph"/>
-        <w:pBdr>
-          <w:bottom w:val="single" w:sz="6" w:space="1" w:color="auto"/>
-        </w:pBdr>
+        <w:jc w:val="both"/>
+        <w:rPr>
+          <w:rFonts w:ascii="Times New Roman" w:hAnsi="Times New Roman" w:cs="Times New Roman"/>
+          <w:sz w:val="20"/>
+          <w:szCs w:val="20"/>
+          <w:lang w:val="en-US"/>
+        </w:rPr>
+      </w:pPr>
+    </w:p>
+    <w:p>
+      <w:pPr>
+        <w:jc w:val="center"/>
+        <w:rPr>
+          <w:rFonts w:ascii="Times New Roman" w:hAnsi="Times New Roman" w:cs="Times New Roman"/>
+          <w:b/>
+          <w:bCs/>
+          <w:sz w:val="28"/>
+          <w:szCs w:val="28"/>
+          <w:lang w:val="en-US"/>
+        </w:rPr>
+      </w:pPr>
+      <w:r>
+        <w:rPr>
+          <w:rFonts w:ascii="Times New Roman" w:hAnsi="Times New Roman" w:cs="Times New Roman"/>
+          <w:b/>
+          <w:bCs/>
+          <w:sz w:val="28"/>
+          <w:szCs w:val="28"/>
+          <w:lang w:val="en-US"/>
+        </w:rPr>
+        <w:t>BÁO CÁO KẾT QUẢ THỰC HÀNH 03</w:t>
+      </w:r>
+    </w:p>
+    <w:p>
+      <w:pPr>
+        <w:jc w:val="both"/>
+        <w:rPr>
+          <w:rFonts w:ascii="Times New Roman" w:hAnsi="Times New Roman" w:cs="Times New Roman"/>
+          <w:b/>
+          <w:bCs/>
+          <w:sz w:val="20"/>
+          <w:szCs w:val="20"/>
+          <w:lang w:val="en-US"/>
+        </w:rPr>
+      </w:pPr>
+      <w:r>
+        <w:rPr>
+          <w:rFonts w:ascii="Times New Roman" w:hAnsi="Times New Roman" w:cs="Times New Roman"/>
+          <w:b/>
+          <w:bCs/>
+          <w:sz w:val="20"/>
+          <w:szCs w:val="20"/>
+          <w:lang w:val="en-US"/>
+        </w:rPr>
+        <w:t>So sánh Top 10 từ đồng xuất hiện/tương đồng</w:t>
+      </w:r>
+    </w:p>
+    <w:p>
+      <w:pPr>
+        <w:jc w:val="both"/>
+        <w:rPr>
+          <w:rFonts w:ascii="Times New Roman" w:hAnsi="Times New Roman" w:cs="Times New Roman"/>
+          <w:b/>
+          <w:bCs/>
+          <w:sz w:val="20"/>
+          <w:szCs w:val="20"/>
+          <w:lang w:val="en-US"/>
+        </w:rPr>
+      </w:pPr>
+      <w:r>
+        <w:rPr>
+          <w:rFonts w:ascii="Times New Roman" w:hAnsi="Times New Roman" w:cs="Times New Roman"/>
+          <w:b/>
+          <w:bCs/>
+          <w:sz w:val="20"/>
+          <w:szCs w:val="20"/>
+          <w:lang w:val="en-US"/>
+        </w:rPr>
+        <w:t>Từ truy vấn: window xp</w:t>
+      </w:r>
+    </w:p>
+    <w:tbl>
+      <w:tblPr>
+        <w:tblW w:w="0" w:type="auto"/>
+        <w:tblCellMar>
+          <w:top w:w="15" w:type="dxa"/>
+          <w:left w:w="15" w:type="dxa"/>
+          <w:bottom w:w="15" w:type="dxa"/>
+          <w:right w:w="15" w:type="dxa"/>
+        </w:tblCellMar>
+        <w:tblLook w:val="04A0" w:firstRow="1" w:lastRow="0" w:firstColumn="1" w:lastColumn="0" w:noHBand="0" w:noVBand="1"/>
+      </w:tblPr>
+      <w:tblGrid>
+        <w:gridCol w:w="739"/>
+        <w:gridCol w:w="3073"/>
+        <w:gridCol w:w="2972"/>
+      </w:tblGrid>
+      <w:tr>
+        <w:trPr>
+          <w:tblHeader/>
+        </w:trPr>
+        <w:tc>
+          <w:tcPr>
+            <w:tcW w:w="0" w:type="auto"/>
+            <w:tcBorders>
+              <w:right w:val="single" w:sz="6" w:space="0" w:color="DCDCDC"/>
+            </w:tcBorders>
+            <w:tcMar>
+              <w:top w:w="120" w:type="dxa"/>
+              <w:left w:w="180" w:type="dxa"/>
+              <w:bottom w:w="120" w:type="dxa"/>
+              <w:right w:w="180" w:type="dxa"/>
+            </w:tcMar>
+            <w:vAlign w:val="center"/>
+            <w:hideMark/>
+          </w:tcPr>
+          <w:p>
+            <w:pPr>
+              <w:jc w:val="both"/>
+              <w:rPr>
+                <w:rFonts w:ascii="Times New Roman" w:hAnsi="Times New Roman" w:cs="Times New Roman"/>
+                <w:b/>
+                <w:bCs/>
+                <w:sz w:val="20"/>
+                <w:szCs w:val="20"/>
+                <w:lang w:val="en-US"/>
+              </w:rPr>
+            </w:pPr>
+            <w:r>
+              <w:rPr>
+                <w:rFonts w:ascii="Times New Roman" w:hAnsi="Times New Roman" w:cs="Times New Roman"/>
+                <w:b/>
+                <w:bCs/>
+                <w:sz w:val="20"/>
+                <w:szCs w:val="20"/>
+                <w:lang w:val="en-US"/>
+              </w:rPr>
+              <w:t>STT</w:t>
+            </w:r>
+          </w:p>
+        </w:tc>
+        <w:tc>
+          <w:tcPr>
+            <w:tcW w:w="0" w:type="auto"/>
+            <w:tcBorders>
+              <w:right w:val="single" w:sz="6" w:space="0" w:color="DCDCDC"/>
+            </w:tcBorders>
+            <w:tcMar>
+              <w:top w:w="120" w:type="dxa"/>
+              <w:left w:w="180" w:type="dxa"/>
+              <w:bottom w:w="120" w:type="dxa"/>
+              <w:right w:w="180" w:type="dxa"/>
+            </w:tcMar>
+            <w:vAlign w:val="center"/>
+            <w:hideMark/>
+          </w:tcPr>
+          <w:p>
+            <w:pPr>
+              <w:jc w:val="both"/>
+              <w:rPr>
+                <w:rFonts w:ascii="Times New Roman" w:hAnsi="Times New Roman" w:cs="Times New Roman"/>
+                <w:b/>
+                <w:bCs/>
+                <w:sz w:val="20"/>
+                <w:szCs w:val="20"/>
+                <w:lang w:val="en-US"/>
+              </w:rPr>
+            </w:pPr>
+            <w:r>
+              <w:rPr>
+                <w:rFonts w:ascii="Times New Roman" w:hAnsi="Times New Roman" w:cs="Times New Roman"/>
+                <w:b/>
+                <w:bCs/>
+                <w:sz w:val="20"/>
+                <w:szCs w:val="20"/>
+                <w:lang w:val="en-US"/>
+              </w:rPr>
+              <w:t>Ma trận Đồng xuất hiện (Score)</w:t>
+            </w:r>
+          </w:p>
+        </w:tc>
+        <w:tc>
+          <w:tcPr>
+            <w:tcW w:w="0" w:type="auto"/>
+            <w:tcBorders>
+              <w:right w:val="nil"/>
+            </w:tcBorders>
+            <w:tcMar>
+              <w:top w:w="120" w:type="dxa"/>
+              <w:left w:w="180" w:type="dxa"/>
+              <w:bottom w:w="120" w:type="dxa"/>
+              <w:right w:w="180" w:type="dxa"/>
+            </w:tcMar>
+            <w:vAlign w:val="center"/>
+            <w:hideMark/>
+          </w:tcPr>
+          <w:p>
+            <w:pPr>
+              <w:jc w:val="both"/>
+              <w:rPr>
+                <w:rFonts w:ascii="Times New Roman" w:hAnsi="Times New Roman" w:cs="Times New Roman"/>
+                <w:b/>
+                <w:bCs/>
+                <w:sz w:val="20"/>
+                <w:szCs w:val="20"/>
+                <w:lang w:val="en-US"/>
+              </w:rPr>
+            </w:pPr>
+            <w:r>
+              <w:rPr>
+                <w:rFonts w:ascii="Times New Roman" w:hAnsi="Times New Roman" w:cs="Times New Roman"/>
+                <w:b/>
+                <w:bCs/>
+                <w:sz w:val="20"/>
+                <w:szCs w:val="20"/>
+                <w:lang w:val="en-US"/>
+              </w:rPr>
+              <w:t>Word2Vec CBOW (Similarity)</w:t>
+            </w:r>
+          </w:p>
+        </w:tc>
+      </w:tr>
+    </w:tbl>
+    <w:p>
+      <w:pPr>
+        <w:jc w:val="both"/>
+        <w:rPr>
+          <w:rFonts w:ascii="Times New Roman" w:hAnsi="Times New Roman" w:cs="Times New Roman"/>
+          <w:sz w:val="20"/>
+          <w:szCs w:val="20"/>
+          <w:lang w:val="en-US"/>
+        </w:rPr>
+      </w:pPr>
+      <w:r>
+        <w:rPr>
+          <w:rFonts w:ascii="Times New Roman" w:hAnsi="Times New Roman" w:cs="Times New Roman"/>
+          <w:sz w:val="20"/>
+          <w:szCs w:val="20"/>
+          <w:lang w:val="en-US"/>
+        </w:rPr>
+        <w:pict w14:anchorId="3EFA7107">
+          <v:rect id="_x0000_i1043" style="width:0;height:0" o:hralign="center" o:hrstd="t" o:hr="t" fillcolor="#a0a0a0" stroked="f"/>
+        </w:pict>
+      </w:r>
+    </w:p>
+    <w:p>
+      <w:pPr>
+        <w:jc w:val="both"/>
+        <w:rPr>
+          <w:rFonts w:ascii="Times New Roman" w:hAnsi="Times New Roman" w:cs="Times New Roman"/>
+          <w:b/>
+          <w:bCs/>
+          <w:sz w:val="20"/>
+          <w:szCs w:val="20"/>
+          <w:lang w:val="en-US"/>
+        </w:rPr>
+      </w:pPr>
+      <w:r>
+        <w:rPr>
+          <w:rFonts w:ascii="Times New Roman" w:hAnsi="Times New Roman" w:cs="Times New Roman"/>
+          <w:b/>
+          <w:bCs/>
+          <w:sz w:val="20"/>
+          <w:szCs w:val="20"/>
+          <w:lang w:val="en-US"/>
+        </w:rPr>
+        <w:t>Từ truy vấn: phần mềm</w:t>
+      </w:r>
+    </w:p>
+    <w:tbl>
+      <w:tblPr>
+        <w:tblW w:w="0" w:type="auto"/>
+        <w:tblCellMar>
+          <w:top w:w="15" w:type="dxa"/>
+          <w:left w:w="15" w:type="dxa"/>
+          <w:bottom w:w="15" w:type="dxa"/>
+          <w:right w:w="15" w:type="dxa"/>
+        </w:tblCellMar>
+        <w:tblLook w:val="04A0" w:firstRow="1" w:lastRow="0" w:firstColumn="1" w:lastColumn="0" w:noHBand="0" w:noVBand="1"/>
+      </w:tblPr>
+      <w:tblGrid>
+        <w:gridCol w:w="739"/>
+        <w:gridCol w:w="3073"/>
+        <w:gridCol w:w="3182"/>
+      </w:tblGrid>
+      <w:tr>
+        <w:trPr>
+          <w:tblHeader/>
+        </w:trPr>
+        <w:tc>
+          <w:tcPr>
+            <w:tcW w:w="0" w:type="auto"/>
+            <w:tcBorders>
+              <w:right w:val="single" w:sz="6" w:space="0" w:color="DCDCDC"/>
+            </w:tcBorders>
+            <w:tcMar>
+              <w:top w:w="120" w:type="dxa"/>
+              <w:left w:w="180" w:type="dxa"/>
+              <w:bottom w:w="120" w:type="dxa"/>
+              <w:right w:w="180" w:type="dxa"/>
+            </w:tcMar>
+            <w:vAlign w:val="center"/>
+            <w:hideMark/>
+          </w:tcPr>
+          <w:p>
+            <w:pPr>
+              <w:jc w:val="both"/>
+              <w:rPr>
+                <w:rFonts w:ascii="Times New Roman" w:hAnsi="Times New Roman" w:cs="Times New Roman"/>
+                <w:b/>
+                <w:bCs/>
+                <w:sz w:val="20"/>
+                <w:szCs w:val="20"/>
+                <w:lang w:val="en-US"/>
+              </w:rPr>
+            </w:pPr>
+            <w:r>
+              <w:rPr>
+                <w:rFonts w:ascii="Times New Roman" w:hAnsi="Times New Roman" w:cs="Times New Roman"/>
+                <w:b/>
+                <w:bCs/>
+                <w:sz w:val="20"/>
+                <w:szCs w:val="20"/>
+                <w:lang w:val="en-US"/>
+              </w:rPr>
+              <w:t>STT</w:t>
+            </w:r>
+          </w:p>
+        </w:tc>
+        <w:tc>
+          <w:tcPr>
+            <w:tcW w:w="0" w:type="auto"/>
+            <w:tcBorders>
+              <w:right w:val="single" w:sz="6" w:space="0" w:color="DCDCDC"/>
+            </w:tcBorders>
+            <w:tcMar>
+              <w:top w:w="120" w:type="dxa"/>
+              <w:left w:w="180" w:type="dxa"/>
+              <w:bottom w:w="120" w:type="dxa"/>
+              <w:right w:w="180" w:type="dxa"/>
+            </w:tcMar>
+            <w:vAlign w:val="center"/>
+            <w:hideMark/>
+          </w:tcPr>
+          <w:p>
+            <w:pPr>
+              <w:jc w:val="both"/>
+              <w:rPr>
+                <w:rFonts w:ascii="Times New Roman" w:hAnsi="Times New Roman" w:cs="Times New Roman"/>
+                <w:b/>
+                <w:bCs/>
+                <w:sz w:val="20"/>
+                <w:szCs w:val="20"/>
+                <w:lang w:val="en-US"/>
+              </w:rPr>
+            </w:pPr>
+            <w:r>
+              <w:rPr>
+                <w:rFonts w:ascii="Times New Roman" w:hAnsi="Times New Roman" w:cs="Times New Roman"/>
+                <w:b/>
+                <w:bCs/>
+                <w:sz w:val="20"/>
+                <w:szCs w:val="20"/>
+                <w:lang w:val="en-US"/>
+              </w:rPr>
+              <w:t>Ma trận Đồng xuất hiện (Score)</w:t>
+            </w:r>
+          </w:p>
+        </w:tc>
+        <w:tc>
+          <w:tcPr>
+            <w:tcW w:w="0" w:type="auto"/>
+            <w:tcBorders>
+              <w:right w:val="nil"/>
+            </w:tcBorders>
+            <w:tcMar>
+              <w:top w:w="120" w:type="dxa"/>
+              <w:left w:w="180" w:type="dxa"/>
+              <w:bottom w:w="120" w:type="dxa"/>
+              <w:right w:w="180" w:type="dxa"/>
+            </w:tcMar>
+            <w:vAlign w:val="center"/>
+            <w:hideMark/>
+          </w:tcPr>
+          <w:p>
+            <w:pPr>
+              <w:jc w:val="both"/>
+              <w:rPr>
+                <w:rFonts w:ascii="Times New Roman" w:hAnsi="Times New Roman" w:cs="Times New Roman"/>
+                <w:b/>
+                <w:bCs/>
+                <w:sz w:val="20"/>
+                <w:szCs w:val="20"/>
+                <w:lang w:val="en-US"/>
+              </w:rPr>
+            </w:pPr>
+            <w:r>
+              <w:rPr>
+                <w:rFonts w:ascii="Times New Roman" w:hAnsi="Times New Roman" w:cs="Times New Roman"/>
+                <w:b/>
+                <w:bCs/>
+                <w:sz w:val="20"/>
+                <w:szCs w:val="20"/>
+                <w:lang w:val="en-US"/>
+              </w:rPr>
+              <w:t>Word2Vec CBOW (Similarity)</w:t>
+            </w:r>
+          </w:p>
+        </w:tc>
+      </w:tr>
+      <w:tr>
+        <w:tc>
+          <w:tcPr>
+            <w:tcW w:w="0" w:type="auto"/>
+            <w:tcBorders>
+              <w:top w:val="single" w:sz="6" w:space="0" w:color="DCDCDC"/>
+              <w:right w:val="single" w:sz="6" w:space="0" w:color="DCDCDC"/>
+            </w:tcBorders>
+            <w:tcMar>
+              <w:top w:w="120" w:type="dxa"/>
+              <w:left w:w="180" w:type="dxa"/>
+              <w:bottom w:w="120" w:type="dxa"/>
+              <w:right w:w="180" w:type="dxa"/>
+            </w:tcMar>
+            <w:vAlign w:val="center"/>
+            <w:hideMark/>
+          </w:tcPr>
+          <w:p>
+            <w:pPr>
+              <w:jc w:val="both"/>
+              <w:rPr>
+                <w:rFonts w:ascii="Times New Roman" w:hAnsi="Times New Roman" w:cs="Times New Roman"/>
+                <w:sz w:val="20"/>
+                <w:szCs w:val="20"/>
+                <w:lang w:val="en-US"/>
+              </w:rPr>
+            </w:pPr>
+            <w:r>
+              <w:rPr>
+                <w:rFonts w:ascii="Times New Roman" w:hAnsi="Times New Roman" w:cs="Times New Roman"/>
+                <w:sz w:val="20"/>
+                <w:szCs w:val="20"/>
+                <w:lang w:val="en-US"/>
+              </w:rPr>
+              <w:t>1</w:t>
+            </w:r>
+          </w:p>
+        </w:tc>
+        <w:tc>
+          <w:tcPr>
+            <w:tcW w:w="0" w:type="auto"/>
+            <w:tcBorders>
+              <w:top w:val="single" w:sz="6" w:space="0" w:color="DCDCDC"/>
+              <w:right w:val="single" w:sz="6" w:space="0" w:color="DCDCDC"/>
+            </w:tcBorders>
+            <w:tcMar>
+              <w:top w:w="120" w:type="dxa"/>
+              <w:left w:w="180" w:type="dxa"/>
+              <w:bottom w:w="120" w:type="dxa"/>
+              <w:right w:w="180" w:type="dxa"/>
+            </w:tcMar>
+            <w:vAlign w:val="center"/>
+            <w:hideMark/>
+          </w:tcPr>
+          <w:p>
+            <w:pPr>
+              <w:jc w:val="both"/>
+              <w:rPr>
+                <w:rFonts w:ascii="Times New Roman" w:hAnsi="Times New Roman" w:cs="Times New Roman"/>
+                <w:sz w:val="20"/>
+                <w:szCs w:val="20"/>
+                <w:lang w:val="en-US"/>
+              </w:rPr>
+            </w:pPr>
+            <w:r>
+              <w:rPr>
+                <w:rFonts w:ascii="Times New Roman" w:hAnsi="Times New Roman" w:cs="Times New Roman"/>
+                <w:sz w:val="20"/>
+                <w:szCs w:val="20"/>
+                <w:lang w:val="en-US"/>
+              </w:rPr>
+              <w:t>hệ_thống (14.0)</w:t>
+            </w:r>
+          </w:p>
+        </w:tc>
+        <w:tc>
+          <w:tcPr>
+            <w:tcW w:w="0" w:type="auto"/>
+            <w:tcBorders>
+              <w:top w:val="single" w:sz="6" w:space="0" w:color="DCDCDC"/>
+              <w:right w:val="nil"/>
+            </w:tcBorders>
+            <w:tcMar>
+              <w:top w:w="120" w:type="dxa"/>
+              <w:left w:w="180" w:type="dxa"/>
+              <w:bottom w:w="120" w:type="dxa"/>
+              <w:right w:w="180" w:type="dxa"/>
+            </w:tcMar>
+            <w:vAlign w:val="center"/>
+            <w:hideMark/>
+          </w:tcPr>
+          <w:p>
+            <w:pPr>
+              <w:jc w:val="both"/>
+              <w:rPr>
+                <w:rFonts w:ascii="Times New Roman" w:hAnsi="Times New Roman" w:cs="Times New Roman"/>
+                <w:sz w:val="20"/>
+                <w:szCs w:val="20"/>
+                <w:lang w:val="en-US"/>
+              </w:rPr>
+            </w:pPr>
+            <w:r>
+              <w:rPr>
+                <w:rFonts w:ascii="Times New Roman" w:hAnsi="Times New Roman" w:cs="Times New Roman"/>
+                <w:sz w:val="20"/>
+                <w:szCs w:val="20"/>
+                <w:lang w:val="en-US"/>
+              </w:rPr>
+              <w:t>loại_bỏ (0.9878)</w:t>
+            </w:r>
+          </w:p>
+        </w:tc>
+      </w:tr>
+      <w:tr>
+        <w:tc>
+          <w:tcPr>
+            <w:tcW w:w="0" w:type="auto"/>
+            <w:tcBorders>
+              <w:top w:val="single" w:sz="6" w:space="0" w:color="DCDCDC"/>
+              <w:right w:val="single" w:sz="6" w:space="0" w:color="DCDCDC"/>
+            </w:tcBorders>
+            <w:tcMar>
+              <w:top w:w="120" w:type="dxa"/>
+              <w:left w:w="180" w:type="dxa"/>
+              <w:bottom w:w="120" w:type="dxa"/>
+              <w:right w:w="180" w:type="dxa"/>
+            </w:tcMar>
+            <w:vAlign w:val="center"/>
+            <w:hideMark/>
+          </w:tcPr>
+          <w:p>
+            <w:pPr>
+              <w:jc w:val="both"/>
+              <w:rPr>
+                <w:rFonts w:ascii="Times New Roman" w:hAnsi="Times New Roman" w:cs="Times New Roman"/>
+                <w:sz w:val="20"/>
+                <w:szCs w:val="20"/>
+                <w:lang w:val="en-US"/>
+              </w:rPr>
+            </w:pPr>
+            <w:r>
+              <w:rPr>
+                <w:rFonts w:ascii="Times New Roman" w:hAnsi="Times New Roman" w:cs="Times New Roman"/>
+                <w:sz w:val="20"/>
+                <w:szCs w:val="20"/>
+                <w:lang w:val="en-US"/>
+              </w:rPr>
+              <w:t>2</w:t>
+            </w:r>
+          </w:p>
+        </w:tc>
+        <w:tc>
+          <w:tcPr>
+            <w:tcW w:w="0" w:type="auto"/>
+            <w:tcBorders>
+              <w:top w:val="single" w:sz="6" w:space="0" w:color="DCDCDC"/>
+              <w:right w:val="single" w:sz="6" w:space="0" w:color="DCDCDC"/>
+            </w:tcBorders>
+            <w:tcMar>
+              <w:top w:w="120" w:type="dxa"/>
+              <w:left w:w="180" w:type="dxa"/>
+              <w:bottom w:w="120" w:type="dxa"/>
+              <w:right w:w="180" w:type="dxa"/>
+            </w:tcMar>
+            <w:vAlign w:val="center"/>
+            <w:hideMark/>
+          </w:tcPr>
+          <w:p>
+            <w:pPr>
+              <w:jc w:val="both"/>
+              <w:rPr>
+                <w:rFonts w:ascii="Times New Roman" w:hAnsi="Times New Roman" w:cs="Times New Roman"/>
+                <w:sz w:val="20"/>
+                <w:szCs w:val="20"/>
+                <w:lang w:val="en-US"/>
+              </w:rPr>
+            </w:pPr>
+            <w:r>
+              <w:rPr>
+                <w:rFonts w:ascii="Times New Roman" w:hAnsi="Times New Roman" w:cs="Times New Roman"/>
+                <w:sz w:val="20"/>
+                <w:szCs w:val="20"/>
+                <w:lang w:val="en-US"/>
+              </w:rPr>
+              <w:t>chức_năng (11.0)</w:t>
+            </w:r>
+          </w:p>
+        </w:tc>
+        <w:tc>
+          <w:tcPr>
+            <w:tcW w:w="0" w:type="auto"/>
+            <w:tcBorders>
+              <w:top w:val="single" w:sz="6" w:space="0" w:color="DCDCDC"/>
+              <w:right w:val="nil"/>
+            </w:tcBorders>
+            <w:tcMar>
+              <w:top w:w="120" w:type="dxa"/>
+              <w:left w:w="180" w:type="dxa"/>
+              <w:bottom w:w="120" w:type="dxa"/>
+              <w:right w:w="180" w:type="dxa"/>
+            </w:tcMar>
+            <w:vAlign w:val="center"/>
+            <w:hideMark/>
+          </w:tcPr>
+          <w:p>
+            <w:pPr>
+              <w:jc w:val="both"/>
+              <w:rPr>
+                <w:rFonts w:ascii="Times New Roman" w:hAnsi="Times New Roman" w:cs="Times New Roman"/>
+                <w:sz w:val="20"/>
+                <w:szCs w:val="20"/>
+                <w:lang w:val="en-US"/>
+              </w:rPr>
+            </w:pPr>
+            <w:r>
+              <w:rPr>
+                <w:rFonts w:ascii="Times New Roman" w:hAnsi="Times New Roman" w:cs="Times New Roman"/>
+                <w:sz w:val="20"/>
+                <w:szCs w:val="20"/>
+                <w:lang w:val="en-US"/>
+              </w:rPr>
+              <w:t>quá_trình (0.9810)</w:t>
+            </w:r>
+          </w:p>
+        </w:tc>
+      </w:tr>
+      <w:tr>
+        <w:tc>
+          <w:tcPr>
+            <w:tcW w:w="0" w:type="auto"/>
+            <w:tcBorders>
+              <w:top w:val="single" w:sz="6" w:space="0" w:color="DCDCDC"/>
+              <w:right w:val="single" w:sz="6" w:space="0" w:color="DCDCDC"/>
+            </w:tcBorders>
+            <w:tcMar>
+              <w:top w:w="120" w:type="dxa"/>
+              <w:left w:w="180" w:type="dxa"/>
+              <w:bottom w:w="120" w:type="dxa"/>
+              <w:right w:w="180" w:type="dxa"/>
+            </w:tcMar>
+            <w:vAlign w:val="center"/>
+            <w:hideMark/>
+          </w:tcPr>
+          <w:p>
+            <w:pPr>
+              <w:jc w:val="both"/>
+              <w:rPr>
+                <w:rFonts w:ascii="Times New Roman" w:hAnsi="Times New Roman" w:cs="Times New Roman"/>
+                <w:sz w:val="20"/>
+                <w:szCs w:val="20"/>
+                <w:lang w:val="en-US"/>
+              </w:rPr>
+            </w:pPr>
+            <w:r>
+              <w:rPr>
+                <w:rFonts w:ascii="Times New Roman" w:hAnsi="Times New Roman" w:cs="Times New Roman"/>
+                <w:sz w:val="20"/>
+                <w:szCs w:val="20"/>
+                <w:lang w:val="en-US"/>
+              </w:rPr>
+              <w:t>3</w:t>
+            </w:r>
+          </w:p>
+        </w:tc>
+        <w:tc>
+          <w:tcPr>
+            <w:tcW w:w="0" w:type="auto"/>
+            <w:tcBorders>
+              <w:top w:val="single" w:sz="6" w:space="0" w:color="DCDCDC"/>
+              <w:right w:val="single" w:sz="6" w:space="0" w:color="DCDCDC"/>
+            </w:tcBorders>
+            <w:tcMar>
+              <w:top w:w="120" w:type="dxa"/>
+              <w:left w:w="180" w:type="dxa"/>
+              <w:bottom w:w="120" w:type="dxa"/>
+              <w:right w:w="180" w:type="dxa"/>
+            </w:tcMar>
+            <w:vAlign w:val="center"/>
+            <w:hideMark/>
+          </w:tcPr>
+          <w:p>
+            <w:pPr>
+              <w:jc w:val="both"/>
+              <w:rPr>
+                <w:rFonts w:ascii="Times New Roman" w:hAnsi="Times New Roman" w:cs="Times New Roman"/>
+                <w:sz w:val="20"/>
+                <w:szCs w:val="20"/>
+                <w:lang w:val="en-US"/>
+              </w:rPr>
+            </w:pPr>
+            <w:r>
+              <w:rPr>
+                <w:rFonts w:ascii="Times New Roman" w:hAnsi="Times New Roman" w:cs="Times New Roman"/>
+                <w:sz w:val="20"/>
+                <w:szCs w:val="20"/>
+                <w:lang w:val="en-US"/>
+              </w:rPr>
+              <w:t>cho_phép (7.0)</w:t>
+            </w:r>
+          </w:p>
+        </w:tc>
+        <w:tc>
+          <w:tcPr>
+            <w:tcW w:w="0" w:type="auto"/>
+            <w:tcBorders>
+              <w:top w:val="single" w:sz="6" w:space="0" w:color="DCDCDC"/>
+              <w:right w:val="nil"/>
+            </w:tcBorders>
+            <w:tcMar>
+              <w:top w:w="120" w:type="dxa"/>
+              <w:left w:w="180" w:type="dxa"/>
+              <w:bottom w:w="120" w:type="dxa"/>
+              <w:right w:w="180" w:type="dxa"/>
+            </w:tcMar>
+            <w:vAlign w:val="center"/>
+            <w:hideMark/>
+          </w:tcPr>
+          <w:p>
+            <w:pPr>
+              <w:jc w:val="both"/>
+              <w:rPr>
+                <w:rFonts w:ascii="Times New Roman" w:hAnsi="Times New Roman" w:cs="Times New Roman"/>
+                <w:sz w:val="20"/>
+                <w:szCs w:val="20"/>
+                <w:lang w:val="en-US"/>
+              </w:rPr>
+            </w:pPr>
+            <w:r>
+              <w:rPr>
+                <w:rFonts w:ascii="Times New Roman" w:hAnsi="Times New Roman" w:cs="Times New Roman"/>
+                <w:sz w:val="20"/>
+                <w:szCs w:val="20"/>
+                <w:lang w:val="en-US"/>
+              </w:rPr>
+              <w:t>liệt_kê (0.9761)</w:t>
+            </w:r>
+          </w:p>
+        </w:tc>
+      </w:tr>
+      <w:tr>
+        <w:tc>
+          <w:tcPr>
+            <w:tcW w:w="0" w:type="auto"/>
+            <w:tcBorders>
+              <w:top w:val="single" w:sz="6" w:space="0" w:color="DCDCDC"/>
+              <w:right w:val="single" w:sz="6" w:space="0" w:color="DCDCDC"/>
+            </w:tcBorders>
+            <w:tcMar>
+              <w:top w:w="120" w:type="dxa"/>
+              <w:left w:w="180" w:type="dxa"/>
+              <w:bottom w:w="120" w:type="dxa"/>
+              <w:right w:w="180" w:type="dxa"/>
+            </w:tcMar>
+            <w:vAlign w:val="center"/>
+            <w:hideMark/>
+          </w:tcPr>
+          <w:p>
+            <w:pPr>
+              <w:jc w:val="both"/>
+              <w:rPr>
+                <w:rFonts w:ascii="Times New Roman" w:hAnsi="Times New Roman" w:cs="Times New Roman"/>
+                <w:sz w:val="20"/>
+                <w:szCs w:val="20"/>
+                <w:lang w:val="en-US"/>
+              </w:rPr>
+            </w:pPr>
+            <w:r>
+              <w:rPr>
+                <w:rFonts w:ascii="Times New Roman" w:hAnsi="Times New Roman" w:cs="Times New Roman"/>
+                <w:sz w:val="20"/>
+                <w:szCs w:val="20"/>
+                <w:lang w:val="en-US"/>
+              </w:rPr>
+              <w:t>4</w:t>
+            </w:r>
+          </w:p>
+        </w:tc>
+        <w:tc>
+          <w:tcPr>
+            <w:tcW w:w="0" w:type="auto"/>
+            <w:tcBorders>
+              <w:top w:val="single" w:sz="6" w:space="0" w:color="DCDCDC"/>
+              <w:right w:val="single" w:sz="6" w:space="0" w:color="DCDCDC"/>
+            </w:tcBorders>
+            <w:tcMar>
+              <w:top w:w="120" w:type="dxa"/>
+              <w:left w:w="180" w:type="dxa"/>
+              <w:bottom w:w="120" w:type="dxa"/>
+              <w:right w:w="180" w:type="dxa"/>
+            </w:tcMar>
+            <w:vAlign w:val="center"/>
+            <w:hideMark/>
+          </w:tcPr>
+          <w:p>
+            <w:pPr>
+              <w:jc w:val="both"/>
+              <w:rPr>
+                <w:rFonts w:ascii="Times New Roman" w:hAnsi="Times New Roman" w:cs="Times New Roman"/>
+                <w:sz w:val="20"/>
+                <w:szCs w:val="20"/>
+                <w:lang w:val="en-US"/>
+              </w:rPr>
+            </w:pPr>
+            <w:r>
+              <w:rPr>
+                <w:rFonts w:ascii="Times New Roman" w:hAnsi="Times New Roman" w:cs="Times New Roman"/>
+                <w:sz w:val="20"/>
+                <w:szCs w:val="20"/>
+                <w:lang w:val="en-US"/>
+              </w:rPr>
+              <w:t>cài_đặt (7.0)</w:t>
+            </w:r>
+          </w:p>
+        </w:tc>
+        <w:tc>
+          <w:tcPr>
+            <w:tcW w:w="0" w:type="auto"/>
+            <w:tcBorders>
+              <w:top w:val="single" w:sz="6" w:space="0" w:color="DCDCDC"/>
+              <w:right w:val="nil"/>
+            </w:tcBorders>
+            <w:tcMar>
+              <w:top w:w="120" w:type="dxa"/>
+              <w:left w:w="180" w:type="dxa"/>
+              <w:bottom w:w="120" w:type="dxa"/>
+              <w:right w:w="180" w:type="dxa"/>
+            </w:tcMar>
+            <w:vAlign w:val="center"/>
+            <w:hideMark/>
+          </w:tcPr>
+          <w:p>
+            <w:pPr>
+              <w:jc w:val="both"/>
+              <w:rPr>
+                <w:rFonts w:ascii="Times New Roman" w:hAnsi="Times New Roman" w:cs="Times New Roman"/>
+                <w:sz w:val="20"/>
+                <w:szCs w:val="20"/>
+                <w:lang w:val="en-US"/>
+              </w:rPr>
+            </w:pPr>
+            <w:r>
+              <w:rPr>
+                <w:rFonts w:ascii="Times New Roman" w:hAnsi="Times New Roman" w:cs="Times New Roman"/>
+                <w:sz w:val="20"/>
+                <w:szCs w:val="20"/>
+                <w:lang w:val="en-US"/>
+              </w:rPr>
+              <w:t>đầy_đủ (0.9745)</w:t>
+            </w:r>
+          </w:p>
+        </w:tc>
+      </w:tr>
+      <w:tr>
+        <w:tc>
+          <w:tcPr>
+            <w:tcW w:w="0" w:type="auto"/>
+            <w:tcBorders>
+              <w:top w:val="single" w:sz="6" w:space="0" w:color="DCDCDC"/>
+              <w:right w:val="single" w:sz="6" w:space="0" w:color="DCDCDC"/>
+            </w:tcBorders>
+            <w:tcMar>
+              <w:top w:w="120" w:type="dxa"/>
+              <w:left w:w="180" w:type="dxa"/>
+              <w:bottom w:w="120" w:type="dxa"/>
+              <w:right w:w="180" w:type="dxa"/>
+            </w:tcMar>
+            <w:vAlign w:val="center"/>
+            <w:hideMark/>
+          </w:tcPr>
+          <w:p>
+            <w:pPr>
+              <w:jc w:val="both"/>
+              <w:rPr>
+                <w:rFonts w:ascii="Times New Roman" w:hAnsi="Times New Roman" w:cs="Times New Roman"/>
+                <w:sz w:val="20"/>
+                <w:szCs w:val="20"/>
+                <w:lang w:val="en-US"/>
+              </w:rPr>
+            </w:pPr>
+            <w:r>
+              <w:rPr>
+                <w:rFonts w:ascii="Times New Roman" w:hAnsi="Times New Roman" w:cs="Times New Roman"/>
+                <w:sz w:val="20"/>
+                <w:szCs w:val="20"/>
+                <w:lang w:val="en-US"/>
+              </w:rPr>
+              <w:t>5</w:t>
+            </w:r>
+          </w:p>
+        </w:tc>
+        <w:tc>
+          <w:tcPr>
+            <w:tcW w:w="0" w:type="auto"/>
+            <w:tcBorders>
+              <w:top w:val="single" w:sz="6" w:space="0" w:color="DCDCDC"/>
+              <w:right w:val="single" w:sz="6" w:space="0" w:color="DCDCDC"/>
+            </w:tcBorders>
+            <w:tcMar>
+              <w:top w:w="120" w:type="dxa"/>
+              <w:left w:w="180" w:type="dxa"/>
+              <w:bottom w:w="120" w:type="dxa"/>
+              <w:right w:w="180" w:type="dxa"/>
+            </w:tcMar>
+            <w:vAlign w:val="center"/>
+            <w:hideMark/>
+          </w:tcPr>
+          <w:p>
+            <w:pPr>
+              <w:jc w:val="both"/>
+              <w:rPr>
+                <w:rFonts w:ascii="Times New Roman" w:hAnsi="Times New Roman" w:cs="Times New Roman"/>
+                <w:sz w:val="20"/>
+                <w:szCs w:val="20"/>
+                <w:lang w:val="en-US"/>
+              </w:rPr>
+            </w:pPr>
+            <w:r>
+              <w:rPr>
+                <w:rFonts w:ascii="Times New Roman" w:hAnsi="Times New Roman" w:cs="Times New Roman"/>
+                <w:sz w:val="20"/>
+                <w:szCs w:val="20"/>
+                <w:lang w:val="en-US"/>
+              </w:rPr>
+              <w:t>quá_trình (6.0)</w:t>
+            </w:r>
+          </w:p>
+        </w:tc>
+        <w:tc>
+          <w:tcPr>
+            <w:tcW w:w="0" w:type="auto"/>
+            <w:tcBorders>
+              <w:top w:val="single" w:sz="6" w:space="0" w:color="DCDCDC"/>
+              <w:right w:val="nil"/>
+            </w:tcBorders>
+            <w:tcMar>
+              <w:top w:w="120" w:type="dxa"/>
+              <w:left w:w="180" w:type="dxa"/>
+              <w:bottom w:w="120" w:type="dxa"/>
+              <w:right w:w="180" w:type="dxa"/>
+            </w:tcMar>
+            <w:vAlign w:val="center"/>
+            <w:hideMark/>
+          </w:tcPr>
+          <w:p>
+            <w:pPr>
+              <w:jc w:val="both"/>
+              <w:rPr>
+                <w:rFonts w:ascii="Times New Roman" w:hAnsi="Times New Roman" w:cs="Times New Roman"/>
+                <w:sz w:val="20"/>
+                <w:szCs w:val="20"/>
+                <w:lang w:val="en-US"/>
+              </w:rPr>
+            </w:pPr>
+            <w:r>
+              <w:rPr>
+                <w:rFonts w:ascii="Times New Roman" w:hAnsi="Times New Roman" w:cs="Times New Roman"/>
+                <w:sz w:val="20"/>
+                <w:szCs w:val="20"/>
+                <w:lang w:val="en-US"/>
+              </w:rPr>
+              <w:t>hệ_thống (0.9706)</w:t>
+            </w:r>
+          </w:p>
+        </w:tc>
+      </w:tr>
+      <w:tr>
+        <w:tc>
+          <w:tcPr>
+            <w:tcW w:w="0" w:type="auto"/>
+            <w:tcBorders>
+              <w:top w:val="single" w:sz="6" w:space="0" w:color="DCDCDC"/>
+              <w:right w:val="single" w:sz="6" w:space="0" w:color="DCDCDC"/>
+            </w:tcBorders>
+            <w:tcMar>
+              <w:top w:w="120" w:type="dxa"/>
+              <w:left w:w="180" w:type="dxa"/>
+              <w:bottom w:w="120" w:type="dxa"/>
+              <w:right w:w="180" w:type="dxa"/>
+            </w:tcMar>
+            <w:vAlign w:val="center"/>
+            <w:hideMark/>
+          </w:tcPr>
+          <w:p>
+            <w:pPr>
+              <w:jc w:val="both"/>
+              <w:rPr>
+                <w:rFonts w:ascii="Times New Roman" w:hAnsi="Times New Roman" w:cs="Times New Roman"/>
+                <w:sz w:val="20"/>
+                <w:szCs w:val="20"/>
+                <w:lang w:val="en-US"/>
+              </w:rPr>
+            </w:pPr>
+            <w:r>
+              <w:rPr>
+                <w:rFonts w:ascii="Times New Roman" w:hAnsi="Times New Roman" w:cs="Times New Roman"/>
+                <w:sz w:val="20"/>
+                <w:szCs w:val="20"/>
+                <w:lang w:val="en-US"/>
+              </w:rPr>
+              <w:t>6</w:t>
+            </w:r>
+          </w:p>
+        </w:tc>
+        <w:tc>
+          <w:tcPr>
+            <w:tcW w:w="0" w:type="auto"/>
+            <w:tcBorders>
+              <w:top w:val="single" w:sz="6" w:space="0" w:color="DCDCDC"/>
+              <w:right w:val="single" w:sz="6" w:space="0" w:color="DCDCDC"/>
+            </w:tcBorders>
+            <w:tcMar>
+              <w:top w:w="120" w:type="dxa"/>
+              <w:left w:w="180" w:type="dxa"/>
+              <w:bottom w:w="120" w:type="dxa"/>
+              <w:right w:w="180" w:type="dxa"/>
+            </w:tcMar>
+            <w:vAlign w:val="center"/>
+            <w:hideMark/>
+          </w:tcPr>
+          <w:p>
+            <w:pPr>
+              <w:jc w:val="both"/>
+              <w:rPr>
+                <w:rFonts w:ascii="Times New Roman" w:hAnsi="Times New Roman" w:cs="Times New Roman"/>
+                <w:sz w:val="20"/>
+                <w:szCs w:val="20"/>
+                <w:lang w:val="en-US"/>
+              </w:rPr>
+            </w:pPr>
+            <w:r>
+              <w:rPr>
+                <w:rFonts w:ascii="Times New Roman" w:hAnsi="Times New Roman" w:cs="Times New Roman"/>
+                <w:sz w:val="20"/>
+                <w:szCs w:val="20"/>
+                <w:lang w:val="en-US"/>
+              </w:rPr>
+              <w:t>file (6.0)</w:t>
+            </w:r>
+          </w:p>
+        </w:tc>
+        <w:tc>
+          <w:tcPr>
+            <w:tcW w:w="0" w:type="auto"/>
+            <w:tcBorders>
+              <w:top w:val="single" w:sz="6" w:space="0" w:color="DCDCDC"/>
+              <w:right w:val="nil"/>
+            </w:tcBorders>
+            <w:tcMar>
+              <w:top w:w="120" w:type="dxa"/>
+              <w:left w:w="180" w:type="dxa"/>
+              <w:bottom w:w="120" w:type="dxa"/>
+              <w:right w:w="180" w:type="dxa"/>
+            </w:tcMar>
+            <w:vAlign w:val="center"/>
+            <w:hideMark/>
+          </w:tcPr>
+          <w:p>
+            <w:pPr>
+              <w:jc w:val="both"/>
+              <w:rPr>
+                <w:rFonts w:ascii="Times New Roman" w:hAnsi="Times New Roman" w:cs="Times New Roman"/>
+                <w:sz w:val="20"/>
+                <w:szCs w:val="20"/>
+                <w:lang w:val="en-US"/>
+              </w:rPr>
+            </w:pPr>
+            <w:r>
+              <w:rPr>
+                <w:rFonts w:ascii="Times New Roman" w:hAnsi="Times New Roman" w:cs="Times New Roman"/>
+                <w:sz w:val="20"/>
+                <w:szCs w:val="20"/>
+                <w:lang w:val="en-US"/>
+              </w:rPr>
+              <w:t>cần_thiết (0.9684)</w:t>
+            </w:r>
+          </w:p>
+        </w:tc>
+      </w:tr>
+      <w:tr>
+        <w:tc>
+          <w:tcPr>
+            <w:tcW w:w="0" w:type="auto"/>
+            <w:tcBorders>
+              <w:top w:val="single" w:sz="6" w:space="0" w:color="DCDCDC"/>
+              <w:right w:val="single" w:sz="6" w:space="0" w:color="DCDCDC"/>
+            </w:tcBorders>
+            <w:tcMar>
+              <w:top w:w="120" w:type="dxa"/>
+              <w:left w:w="180" w:type="dxa"/>
+              <w:bottom w:w="120" w:type="dxa"/>
+              <w:right w:w="180" w:type="dxa"/>
+            </w:tcMar>
+            <w:vAlign w:val="center"/>
+            <w:hideMark/>
+          </w:tcPr>
+          <w:p>
+            <w:pPr>
+              <w:jc w:val="both"/>
+              <w:rPr>
+                <w:rFonts w:ascii="Times New Roman" w:hAnsi="Times New Roman" w:cs="Times New Roman"/>
+                <w:sz w:val="20"/>
+                <w:szCs w:val="20"/>
+                <w:lang w:val="en-US"/>
+              </w:rPr>
+            </w:pPr>
+            <w:r>
+              <w:rPr>
+                <w:rFonts w:ascii="Times New Roman" w:hAnsi="Times New Roman" w:cs="Times New Roman"/>
+                <w:sz w:val="20"/>
+                <w:szCs w:val="20"/>
+                <w:lang w:val="en-US"/>
+              </w:rPr>
+              <w:t>7</w:t>
+            </w:r>
+          </w:p>
+        </w:tc>
+        <w:tc>
+          <w:tcPr>
+            <w:tcW w:w="0" w:type="auto"/>
+            <w:tcBorders>
+              <w:top w:val="single" w:sz="6" w:space="0" w:color="DCDCDC"/>
+              <w:right w:val="single" w:sz="6" w:space="0" w:color="DCDCDC"/>
+            </w:tcBorders>
+            <w:tcMar>
+              <w:top w:w="120" w:type="dxa"/>
+              <w:left w:w="180" w:type="dxa"/>
+              <w:bottom w:w="120" w:type="dxa"/>
+              <w:right w:w="180" w:type="dxa"/>
+            </w:tcMar>
+            <w:vAlign w:val="center"/>
+            <w:hideMark/>
+          </w:tcPr>
+          <w:p>
+            <w:pPr>
+              <w:jc w:val="both"/>
+              <w:rPr>
+                <w:rFonts w:ascii="Times New Roman" w:hAnsi="Times New Roman" w:cs="Times New Roman"/>
+                <w:sz w:val="20"/>
+                <w:szCs w:val="20"/>
+                <w:lang w:val="en-US"/>
+              </w:rPr>
+            </w:pPr>
+            <w:r>
+              <w:rPr>
+                <w:rFonts w:ascii="Times New Roman" w:hAnsi="Times New Roman" w:cs="Times New Roman"/>
+                <w:sz w:val="20"/>
+                <w:szCs w:val="20"/>
+                <w:lang w:val="en-US"/>
+              </w:rPr>
+              <w:t>windows (6.0)</w:t>
+            </w:r>
+          </w:p>
+        </w:tc>
+        <w:tc>
+          <w:tcPr>
+            <w:tcW w:w="0" w:type="auto"/>
+            <w:tcBorders>
+              <w:top w:val="single" w:sz="6" w:space="0" w:color="DCDCDC"/>
+              <w:right w:val="nil"/>
+            </w:tcBorders>
+            <w:tcMar>
+              <w:top w:w="120" w:type="dxa"/>
+              <w:left w:w="180" w:type="dxa"/>
+              <w:bottom w:w="120" w:type="dxa"/>
+              <w:right w:w="180" w:type="dxa"/>
+            </w:tcMar>
+            <w:vAlign w:val="center"/>
+            <w:hideMark/>
+          </w:tcPr>
+          <w:p>
+            <w:pPr>
+              <w:jc w:val="both"/>
+              <w:rPr>
+                <w:rFonts w:ascii="Times New Roman" w:hAnsi="Times New Roman" w:cs="Times New Roman"/>
+                <w:sz w:val="20"/>
+                <w:szCs w:val="20"/>
+                <w:lang w:val="en-US"/>
+              </w:rPr>
+            </w:pPr>
+            <w:r>
+              <w:rPr>
+                <w:rFonts w:ascii="Times New Roman" w:hAnsi="Times New Roman" w:cs="Times New Roman"/>
+                <w:sz w:val="20"/>
+                <w:szCs w:val="20"/>
+                <w:lang w:val="en-US"/>
+              </w:rPr>
+              <w:t>thực_hiện (0.9672)</w:t>
+            </w:r>
+          </w:p>
+        </w:tc>
+      </w:tr>
+      <w:tr>
+        <w:tc>
+          <w:tcPr>
+            <w:tcW w:w="0" w:type="auto"/>
+            <w:tcBorders>
+              <w:top w:val="single" w:sz="6" w:space="0" w:color="DCDCDC"/>
+              <w:right w:val="single" w:sz="6" w:space="0" w:color="DCDCDC"/>
+            </w:tcBorders>
+            <w:tcMar>
+              <w:top w:w="120" w:type="dxa"/>
+              <w:left w:w="180" w:type="dxa"/>
+              <w:bottom w:w="120" w:type="dxa"/>
+              <w:right w:w="180" w:type="dxa"/>
+            </w:tcMar>
+            <w:vAlign w:val="center"/>
+            <w:hideMark/>
+          </w:tcPr>
+          <w:p>
+            <w:pPr>
+              <w:jc w:val="both"/>
+              <w:rPr>
+                <w:rFonts w:ascii="Times New Roman" w:hAnsi="Times New Roman" w:cs="Times New Roman"/>
+                <w:sz w:val="20"/>
+                <w:szCs w:val="20"/>
+                <w:lang w:val="en-US"/>
+              </w:rPr>
+            </w:pPr>
+            <w:r>
+              <w:rPr>
+                <w:rFonts w:ascii="Times New Roman" w:hAnsi="Times New Roman" w:cs="Times New Roman"/>
+                <w:sz w:val="20"/>
+                <w:szCs w:val="20"/>
+                <w:lang w:val="en-US"/>
+              </w:rPr>
+              <w:lastRenderedPageBreak/>
+              <w:t>8</w:t>
+            </w:r>
+          </w:p>
+        </w:tc>
+        <w:tc>
+          <w:tcPr>
+            <w:tcW w:w="0" w:type="auto"/>
+            <w:tcBorders>
+              <w:top w:val="single" w:sz="6" w:space="0" w:color="DCDCDC"/>
+              <w:right w:val="single" w:sz="6" w:space="0" w:color="DCDCDC"/>
+            </w:tcBorders>
+            <w:tcMar>
+              <w:top w:w="120" w:type="dxa"/>
+              <w:left w:w="180" w:type="dxa"/>
+              <w:bottom w:w="120" w:type="dxa"/>
+              <w:right w:w="180" w:type="dxa"/>
+            </w:tcMar>
+            <w:vAlign w:val="center"/>
+            <w:hideMark/>
+          </w:tcPr>
+          <w:p>
+            <w:pPr>
+              <w:jc w:val="both"/>
+              <w:rPr>
+                <w:rFonts w:ascii="Times New Roman" w:hAnsi="Times New Roman" w:cs="Times New Roman"/>
+                <w:sz w:val="20"/>
+                <w:szCs w:val="20"/>
+                <w:lang w:val="en-US"/>
+              </w:rPr>
+            </w:pPr>
+            <w:r>
+              <w:rPr>
+                <w:rFonts w:ascii="Times New Roman" w:hAnsi="Times New Roman" w:cs="Times New Roman"/>
+                <w:sz w:val="20"/>
+                <w:szCs w:val="20"/>
+                <w:lang w:val="en-US"/>
+              </w:rPr>
+              <w:t>gỡ (6.0)</w:t>
+            </w:r>
+          </w:p>
+        </w:tc>
+        <w:tc>
+          <w:tcPr>
+            <w:tcW w:w="0" w:type="auto"/>
+            <w:tcBorders>
+              <w:top w:val="single" w:sz="6" w:space="0" w:color="DCDCDC"/>
+              <w:right w:val="nil"/>
+            </w:tcBorders>
+            <w:tcMar>
+              <w:top w:w="120" w:type="dxa"/>
+              <w:left w:w="180" w:type="dxa"/>
+              <w:bottom w:w="120" w:type="dxa"/>
+              <w:right w:w="180" w:type="dxa"/>
+            </w:tcMar>
+            <w:vAlign w:val="center"/>
+            <w:hideMark/>
+          </w:tcPr>
+          <w:p>
+            <w:pPr>
+              <w:jc w:val="both"/>
+              <w:rPr>
+                <w:rFonts w:ascii="Times New Roman" w:hAnsi="Times New Roman" w:cs="Times New Roman"/>
+                <w:sz w:val="20"/>
+                <w:szCs w:val="20"/>
+                <w:lang w:val="en-US"/>
+              </w:rPr>
+            </w:pPr>
+            <w:r>
+              <w:rPr>
+                <w:rFonts w:ascii="Times New Roman" w:hAnsi="Times New Roman" w:cs="Times New Roman"/>
+                <w:sz w:val="20"/>
+                <w:szCs w:val="20"/>
+                <w:lang w:val="en-US"/>
+              </w:rPr>
+              <w:t>cho_phép (0.9670)</w:t>
+            </w:r>
+          </w:p>
+        </w:tc>
+      </w:tr>
+      <w:tr>
+        <w:tc>
+          <w:tcPr>
+            <w:tcW w:w="0" w:type="auto"/>
+            <w:tcBorders>
+              <w:top w:val="single" w:sz="6" w:space="0" w:color="DCDCDC"/>
+              <w:right w:val="single" w:sz="6" w:space="0" w:color="DCDCDC"/>
+            </w:tcBorders>
+            <w:tcMar>
+              <w:top w:w="120" w:type="dxa"/>
+              <w:left w:w="180" w:type="dxa"/>
+              <w:bottom w:w="120" w:type="dxa"/>
+              <w:right w:w="180" w:type="dxa"/>
+            </w:tcMar>
+            <w:vAlign w:val="center"/>
+            <w:hideMark/>
+          </w:tcPr>
+          <w:p>
+            <w:pPr>
+              <w:jc w:val="both"/>
+              <w:rPr>
+                <w:rFonts w:ascii="Times New Roman" w:hAnsi="Times New Roman" w:cs="Times New Roman"/>
+                <w:sz w:val="20"/>
+                <w:szCs w:val="20"/>
+                <w:lang w:val="en-US"/>
+              </w:rPr>
+            </w:pPr>
+            <w:r>
+              <w:rPr>
+                <w:rFonts w:ascii="Times New Roman" w:hAnsi="Times New Roman" w:cs="Times New Roman"/>
+                <w:sz w:val="20"/>
+                <w:szCs w:val="20"/>
+                <w:lang w:val="en-US"/>
+              </w:rPr>
+              <w:t>9</w:t>
+            </w:r>
+          </w:p>
+        </w:tc>
+        <w:tc>
+          <w:tcPr>
+            <w:tcW w:w="0" w:type="auto"/>
+            <w:tcBorders>
+              <w:top w:val="single" w:sz="6" w:space="0" w:color="DCDCDC"/>
+              <w:right w:val="single" w:sz="6" w:space="0" w:color="DCDCDC"/>
+            </w:tcBorders>
+            <w:tcMar>
+              <w:top w:w="120" w:type="dxa"/>
+              <w:left w:w="180" w:type="dxa"/>
+              <w:bottom w:w="120" w:type="dxa"/>
+              <w:right w:w="180" w:type="dxa"/>
+            </w:tcMar>
+            <w:vAlign w:val="center"/>
+            <w:hideMark/>
+          </w:tcPr>
+          <w:p>
+            <w:pPr>
+              <w:jc w:val="both"/>
+              <w:rPr>
+                <w:rFonts w:ascii="Times New Roman" w:hAnsi="Times New Roman" w:cs="Times New Roman"/>
+                <w:sz w:val="20"/>
+                <w:szCs w:val="20"/>
+                <w:lang w:val="en-US"/>
+              </w:rPr>
+            </w:pPr>
+            <w:r>
+              <w:rPr>
+                <w:rFonts w:ascii="Times New Roman" w:hAnsi="Times New Roman" w:cs="Times New Roman"/>
+                <w:sz w:val="20"/>
+                <w:szCs w:val="20"/>
+                <w:lang w:val="en-US"/>
+              </w:rPr>
+              <w:t>quét (5.0)</w:t>
+            </w:r>
+          </w:p>
+        </w:tc>
+        <w:tc>
+          <w:tcPr>
+            <w:tcW w:w="0" w:type="auto"/>
+            <w:tcBorders>
+              <w:top w:val="single" w:sz="6" w:space="0" w:color="DCDCDC"/>
+              <w:right w:val="nil"/>
+            </w:tcBorders>
+            <w:tcMar>
+              <w:top w:w="120" w:type="dxa"/>
+              <w:left w:w="180" w:type="dxa"/>
+              <w:bottom w:w="120" w:type="dxa"/>
+              <w:right w:w="180" w:type="dxa"/>
+            </w:tcMar>
+            <w:vAlign w:val="center"/>
+            <w:hideMark/>
+          </w:tcPr>
+          <w:p>
+            <w:pPr>
+              <w:jc w:val="both"/>
+              <w:rPr>
+                <w:rFonts w:ascii="Times New Roman" w:hAnsi="Times New Roman" w:cs="Times New Roman"/>
+                <w:sz w:val="20"/>
+                <w:szCs w:val="20"/>
+                <w:lang w:val="en-US"/>
+              </w:rPr>
+            </w:pPr>
+            <w:r>
+              <w:rPr>
+                <w:rFonts w:ascii="Times New Roman" w:hAnsi="Times New Roman" w:cs="Times New Roman"/>
+                <w:sz w:val="20"/>
+                <w:szCs w:val="20"/>
+                <w:lang w:val="en-US"/>
+              </w:rPr>
+              <w:t>chức_năng (0.9635)</w:t>
+            </w:r>
+          </w:p>
+        </w:tc>
+      </w:tr>
+      <w:tr>
+        <w:tc>
+          <w:tcPr>
+            <w:tcW w:w="0" w:type="auto"/>
+            <w:tcBorders>
+              <w:top w:val="single" w:sz="6" w:space="0" w:color="DCDCDC"/>
+              <w:right w:val="single" w:sz="6" w:space="0" w:color="DCDCDC"/>
+            </w:tcBorders>
+            <w:tcMar>
+              <w:top w:w="120" w:type="dxa"/>
+              <w:left w:w="180" w:type="dxa"/>
+              <w:bottom w:w="120" w:type="dxa"/>
+              <w:right w:w="180" w:type="dxa"/>
+            </w:tcMar>
+            <w:vAlign w:val="center"/>
+            <w:hideMark/>
+          </w:tcPr>
+          <w:p>
+            <w:pPr>
+              <w:jc w:val="both"/>
+              <w:rPr>
+                <w:rFonts w:ascii="Times New Roman" w:hAnsi="Times New Roman" w:cs="Times New Roman"/>
+                <w:sz w:val="20"/>
+                <w:szCs w:val="20"/>
+                <w:lang w:val="en-US"/>
+              </w:rPr>
+            </w:pPr>
+            <w:r>
+              <w:rPr>
+                <w:rFonts w:ascii="Times New Roman" w:hAnsi="Times New Roman" w:cs="Times New Roman"/>
+                <w:sz w:val="20"/>
+                <w:szCs w:val="20"/>
+                <w:lang w:val="en-US"/>
+              </w:rPr>
+              <w:t>10</w:t>
+            </w:r>
+          </w:p>
+        </w:tc>
+        <w:tc>
+          <w:tcPr>
+            <w:tcW w:w="0" w:type="auto"/>
+            <w:tcBorders>
+              <w:top w:val="single" w:sz="6" w:space="0" w:color="DCDCDC"/>
+              <w:right w:val="single" w:sz="6" w:space="0" w:color="DCDCDC"/>
+            </w:tcBorders>
+            <w:tcMar>
+              <w:top w:w="120" w:type="dxa"/>
+              <w:left w:w="180" w:type="dxa"/>
+              <w:bottom w:w="120" w:type="dxa"/>
+              <w:right w:w="180" w:type="dxa"/>
+            </w:tcMar>
+            <w:vAlign w:val="center"/>
+            <w:hideMark/>
+          </w:tcPr>
+          <w:p>
+            <w:pPr>
+              <w:jc w:val="both"/>
+              <w:rPr>
+                <w:rFonts w:ascii="Times New Roman" w:hAnsi="Times New Roman" w:cs="Times New Roman"/>
+                <w:sz w:val="20"/>
+                <w:szCs w:val="20"/>
+                <w:lang w:val="en-US"/>
+              </w:rPr>
+            </w:pPr>
+            <w:r>
+              <w:rPr>
+                <w:rFonts w:ascii="Times New Roman" w:hAnsi="Times New Roman" w:cs="Times New Roman"/>
+                <w:sz w:val="20"/>
+                <w:szCs w:val="20"/>
+                <w:lang w:val="en-US"/>
+              </w:rPr>
+              <w:t>miễn_phí (5.0)</w:t>
+            </w:r>
+          </w:p>
+        </w:tc>
+        <w:tc>
+          <w:tcPr>
+            <w:tcW w:w="0" w:type="auto"/>
+            <w:tcBorders>
+              <w:top w:val="single" w:sz="6" w:space="0" w:color="DCDCDC"/>
+              <w:right w:val="nil"/>
+            </w:tcBorders>
+            <w:tcMar>
+              <w:top w:w="120" w:type="dxa"/>
+              <w:left w:w="180" w:type="dxa"/>
+              <w:bottom w:w="120" w:type="dxa"/>
+              <w:right w:w="180" w:type="dxa"/>
+            </w:tcMar>
+            <w:vAlign w:val="center"/>
+            <w:hideMark/>
+          </w:tcPr>
+          <w:p>
+            <w:pPr>
+              <w:jc w:val="both"/>
+              <w:rPr>
+                <w:rFonts w:ascii="Times New Roman" w:hAnsi="Times New Roman" w:cs="Times New Roman"/>
+                <w:sz w:val="20"/>
+                <w:szCs w:val="20"/>
+                <w:lang w:val="en-US"/>
+              </w:rPr>
+            </w:pPr>
+            <w:r>
+              <w:rPr>
+                <w:rFonts w:ascii="Times New Roman" w:hAnsi="Times New Roman" w:cs="Times New Roman"/>
+                <w:sz w:val="20"/>
+                <w:szCs w:val="20"/>
+                <w:lang w:val="en-US"/>
+              </w:rPr>
+              <w:t>windows_temporary_files (0.9617)</w:t>
+            </w:r>
+          </w:p>
+        </w:tc>
+      </w:tr>
+    </w:tbl>
+    <w:p>
+      <w:pPr>
         <w:jc w:val="both"/>
         <w:rPr>
           <w:rFonts w:ascii="Times New Roman" w:hAnsi="Times New Roman" w:cs="Times New Roman"/>
@@ -1103,7 +2643,6 @@
   <w:style w:type="character" w:default="1" w:styleId="DefaultParagraphFont">
     <w:name w:val="Default Paragraph Font"/>
     <w:uiPriority w:val="1"/>
-    <w:semiHidden/>
     <w:unhideWhenUsed/>
   </w:style>
   <w:style w:type="table" w:default="1" w:styleId="TableNormal">
